--- a/tests/corpus_v2/docs/cx_labor_0026.docx
+++ b/tests/corpus_v2/docs/cx_labor_0026.docx
@@ -21,19 +21,25 @@
         <w:rPr>
           <w:b/>
         </w:rPr>
-        <w:t xml:space="preserve">№ 94/2025-С</w:t>
-      </w:r>
-    </w:p>
-    <w:p/>
-    <w:p>
-      <w:r>
-        <w:t xml:space="preserve">г. Самара</w:t>
+        <w:t xml:space="preserve">№ </w:t>
+      </w:r>
+      <w:r>
+        <w:rPr>
+          <w:b/>
+        </w:rPr>
+        <w:t xml:space="preserve">57795/936-сс</w:t>
+      </w:r>
+    </w:p>
+    <w:p/>
+    <w:p>
+      <w:r>
+        <w:t xml:space="preserve">г. Пермь</w:t>
       </w:r>
       <w:r>
         <w:t xml:space="preserve">     </w:t>
       </w:r>
       <w:r>
-        <w:t xml:space="preserve">«01» января 2024 г.</w:t>
+        <w:t xml:space="preserve">«09» октября 2023 г.</w:t>
       </w:r>
     </w:p>
     <w:p/>
@@ -72,10 +78,10 @@
         <w:t xml:space="preserve">Устава</w:t>
       </w:r>
       <w:r>
-        <w:t xml:space="preserve">, с другой стороны, совместно именуемые «Стороны», заключили настоящий </w:t>
-      </w:r>
-      <w:r>
-        <w:t xml:space="preserve">Договор № 17/2025-Д</w:t>
+        <w:t xml:space="preserve">, с другой стороны, совместно именуемые «Стороны», заключили настоящий Договор № </w:t>
+      </w:r>
+      <w:r>
+        <w:t xml:space="preserve">2/23</w:t>
       </w:r>
       <w:r>
         <w:t xml:space="preserve"> (далее — Договор) о нижеследующем:</w:t>
@@ -122,7 +128,13 @@
         <w:t xml:space="preserve">Должностной оклад Работника: </w:t>
       </w:r>
       <w:r>
-        <w:t xml:space="preserve">Один миллион сто шестьдесят девять тысяч девятьсот четыре рубля 00 копеек</w:t>
+        <w:t xml:space="preserve">13 800 000,75 ₽</w:t>
+      </w:r>
+      <w:r>
+        <w:t xml:space="preserve">, в т.ч. НДС </w:t>
+      </w:r>
+      <w:r>
+        <w:t xml:space="preserve">18%</w:t>
       </w:r>
       <w:r>
         <w:t xml:space="preserve">. Заработная плата выплачивается не реже чем каждые полмесяца.</w:t>
@@ -136,7 +148,7 @@
         <w:t xml:space="preserve">Ежегодный оплачиваемый отпуск: </w:t>
       </w:r>
       <w:r>
-        <w:t xml:space="preserve">в течение 5 рабочих дней с момента выставления счета</w:t>
+        <w:t xml:space="preserve">в течение шести месяцев с даты подписания Сторонами акта сдачи-приемки оказанных услуг</w:t>
       </w:r>
       <w:r>
         <w:t xml:space="preserve">.</w:t>
@@ -156,7 +168,19 @@
         <w:t xml:space="preserve">2.1. Общая цена Договора: </w:t>
       </w:r>
       <w:r>
-        <w:t xml:space="preserve">50 000 ₽</w:t>
+        <w:t xml:space="preserve">Девятьсот тринадцать тысяч рублей 00 копеек</w:t>
+      </w:r>
+      <w:r>
+        <w:t xml:space="preserve">, включая НДС </w:t>
+      </w:r>
+      <w:r>
+        <w:t xml:space="preserve">20%</w:t>
+      </w:r>
+      <w:r>
+        <w:t xml:space="preserve"> в размере </w:t>
+      </w:r>
+      <w:r>
+        <w:t xml:space="preserve">504 000,2 (Пятьсот четыре тысячи) руб.</w:t>
       </w:r>
       <w:r>
         <w:t xml:space="preserve">.</w:t>
@@ -167,7 +191,7 @@
         <w:t xml:space="preserve">2.2. Налог: </w:t>
       </w:r>
       <w:r>
-        <w:t xml:space="preserve">0,1% за каждый день просрочки</w:t>
+        <w:t xml:space="preserve">5% от цены Договора</w:t>
       </w:r>
       <w:r>
         <w:t xml:space="preserve">.</w:t>
@@ -178,7 +202,7 @@
         <w:t xml:space="preserve">2.3. Срок оплаты — </w:t>
       </w:r>
       <w:r>
-        <w:t xml:space="preserve">в течение 5 рабочих дней с момента подписания акта</w:t>
+        <w:t xml:space="preserve">в течение 7 банковских дней с момента выставления счета</w:t>
       </w:r>
       <w:r>
         <w:t xml:space="preserve">.</w:t>
@@ -198,7 +222,7 @@
         <w:t xml:space="preserve">, артикул </w:t>
       </w:r>
       <w:r>
-        <w:t xml:space="preserve">RM-2689-30</w:t>
+        <w:t xml:space="preserve">RM-2601-25</w:t>
       </w:r>
       <w:r>
         <w:t xml:space="preserve">, код </w:t>
@@ -258,7 +282,7 @@
         <w:t xml:space="preserve">. Цена — </w:t>
       </w:r>
       <w:r>
-        <w:t xml:space="preserve">2 000 RUB</w:t>
+        <w:t xml:space="preserve">цена Контракта составляет ______ рублей ______ копеек</w:t>
       </w:r>
       <w:r>
         <w:t xml:space="preserve">.</w:t>
@@ -306,7 +330,7 @@
         <w:t xml:space="preserve">3.3. Срок исполнения обязательств — </w:t>
       </w:r>
       <w:r>
-        <w:t xml:space="preserve">45 дней с момента заключения контракта</w:t>
+        <w:t xml:space="preserve">не позднее 17.04.2026</w:t>
       </w:r>
       <w:r>
         <w:t xml:space="preserve">.</w:t>
@@ -337,13 +361,19 @@
         <w:t xml:space="preserve">Размер неустойки за нарушение сроков оплаты: </w:t>
       </w:r>
       <w:r>
-        <w:t xml:space="preserve">0,1% от стоимости</w:t>
+        <w:t xml:space="preserve">7 (семь) процентов от стоимости неоплаченных работ</w:t>
+      </w:r>
+      <w:r>
+        <w:t xml:space="preserve">, но не более </w:t>
+      </w:r>
+      <w:r>
+        <w:t xml:space="preserve">10 (десять) процентов от цены Договора</w:t>
       </w:r>
       <w:r>
         <w:t xml:space="preserve">. Предельный размер ответственности: </w:t>
       </w:r>
       <w:r>
-        <w:t xml:space="preserve">15% годовых</w:t>
+        <w:t xml:space="preserve">1/150 ключевой ставки ЦБ РФ за каждый день просрочки</w:t>
       </w:r>
       <w:r>
         <w:t xml:space="preserve">.</w:t>
@@ -365,7 +395,7 @@
         <w:t xml:space="preserve">Сторона, для которой создалась невозможность исполнения, обязана уведомить другую Сторону. Срок уведомления — </w:t>
       </w:r>
       <w:r>
-        <w:t xml:space="preserve">10 рабочих дней с момента поступления денежных средств на расчетный счет</w:t>
+        <w:t xml:space="preserve">в течение 30 рабочих дней с момента заключения контракта</w:t>
       </w:r>
       <w:r>
         <w:t xml:space="preserve">.</w:t>
@@ -379,13 +409,79 @@
         <w:t xml:space="preserve">Все споры и разногласия решаются путём переговоров. Претензионный порядок обязателен, срок ответа на претензию — </w:t>
       </w:r>
       <w:r>
-        <w:t xml:space="preserve">7 рабочих дней</w:t>
-      </w:r>
-      <w:r>
-        <w:t xml:space="preserve">.</w:t>
-      </w:r>
-    </w:p>
-    <w:p/>
+        <w:t xml:space="preserve">в течение 20 (Двадцати) дней с момента выставления счета</w:t>
+      </w:r>
+      <w:r>
+        <w:t xml:space="preserve">.</w:t>
+      </w:r>
+    </w:p>
+    <w:p/>
+    <w:p/>
+    <w:p/>
+    <w:p>
+      <w:r>
+        <w:rPr>
+          <w:b/>
+        </w:rPr>
+        <w:t xml:space="preserve">9. КОНТРОЛЬНЫЕ ВЕЛИЧИНЫ</w:t>
+      </w:r>
+    </w:p>
+    <w:p>
+      <w:r>
+        <w:t xml:space="preserve">9.1. Контрольная запись: </w:t>
+      </w:r>
+      <w:r>
+        <w:rPr>
+          <w:b/>
+        </w:rPr>
+        <w:t xml:space="preserve">1/1</w:t>
+      </w:r>
+      <w:r>
+        <w:t xml:space="preserve">30 ключевой ставки ЦБ РФ годовых</w:t>
+      </w:r>
+      <w:r>
+        <w:t xml:space="preserve">.</w:t>
+      </w:r>
+    </w:p>
+    <w:p>
+      <w:r>
+        <w:t xml:space="preserve">9.2. Контрольная запись: </w:t>
+      </w:r>
+      <w:r>
+        <w:rPr>
+          <w:b/>
+        </w:rPr>
+        <w:t xml:space="preserve">не позднее 27.11.20</w:t>
+      </w:r>
+      <w:r>
+        <w:t xml:space="preserve">25</w:t>
+      </w:r>
+      <w:r>
+        <w:t xml:space="preserve">.</w:t>
+      </w:r>
+    </w:p>
+    <w:p>
+      <w:r>
+        <w:t xml:space="preserve">9.3. Контрольная запись: </w:t>
+      </w:r>
+      <w:r>
+        <w:t xml:space="preserve">34/2025-А</w:t>
+      </w:r>
+      <w:r>
+        <w:t xml:space="preserve">.</w:t>
+      </w:r>
+    </w:p>
+    <w:p>
+      <w:r>
+        <w:t xml:space="preserve">9.4. Контрольная запись: </w:t>
+      </w:r>
+      <w:r>
+        <w:t xml:space="preserve">не менее 1б 3О0 000 (Шестнадцати миллионов трёхсот тысяч) рублей</w:t>
+      </w:r>
+      <w:r>
+        <w:t xml:space="preserve">.</w:t>
+      </w:r>
+    </w:p>
     <w:p/>
     <w:p/>
     <w:p>
@@ -415,7 +511,7 @@
       </w:r>
       <w:smartTag w:uri="urn:schemas-microsoft-com:office:smarttags" w:element="PersonName">
         <w:r>
-          <w:t xml:space="preserve">Волкова Мария Павловна</w:t>
+          <w:t xml:space="preserve">Максимова Мария Михайловна</w:t>
         </w:r>
       </w:smartTag>
       <w:r>
@@ -470,7 +566,7 @@
               <w:t xml:space="preserve">Юридический адрес: </w:t>
             </w:r>
             <w:r>
-              <w:t xml:space="preserve">170100, г. Тверь, ш. Победы, д. 19, кв. 39</w:t>
+              <w:t xml:space="preserve">394000, г. Воронеж, ш. Полевая, д. 52, кв. 1</w:t>
             </w:r>
           </w:p>
           <w:p>
@@ -525,7 +621,7 @@
               <w:t xml:space="preserve">Тел.: </w:t>
             </w:r>
             <w:r>
-              <w:t xml:space="preserve">+7 (495) 115-45-63</w:t>
+              <w:t xml:space="preserve">+7 (812) 383-80-86</w:t>
             </w:r>
           </w:p>
           <w:p>
@@ -533,7 +629,7 @@
               <w:t xml:space="preserve">E-mail: </w:t>
             </w:r>
             <w:r>
-              <w:t xml:space="preserve">zaycev@yandex.ru</w:t>
+              <w:t xml:space="preserve">zaycev@inbox.ru</w:t>
             </w:r>
           </w:p>
           <w:p/>
@@ -568,7 +664,7 @@
               <w:t xml:space="preserve">Юридический адрес: </w:t>
             </w:r>
             <w:r>
-              <w:t xml:space="preserve">603000, г. Нижний Новгород, проезд Тверская, д. 20, кв. 121</w:t>
+              <w:t xml:space="preserve">143400, г. Красногорск, пер. Гагарина, д. 18, кв. 116</w:t>
             </w:r>
           </w:p>
           <w:p>
@@ -576,7 +672,7 @@
               <w:t xml:space="preserve">Почтовый адрес: </w:t>
             </w:r>
             <w:r>
-              <w:t xml:space="preserve">190000, г. Санкт-Петербург, пер. Кутузовский, д. 12, кв. 63</w:t>
+              <w:t xml:space="preserve">394000, г. Воронеж, ул. Советская, д. 61, кв. 94</w:t>
             </w:r>
           </w:p>
           <w:p>
@@ -631,7 +727,7 @@
               <w:t xml:space="preserve">Тел.: </w:t>
             </w:r>
             <w:r>
-              <w:t xml:space="preserve">+7 (383) 144-43-14</w:t>
+              <w:t xml:space="preserve">+7 (499) 385-60-59</w:t>
             </w:r>
           </w:p>
           <w:p>
@@ -639,7 +735,7 @@
               <w:t xml:space="preserve">E-mail: </w:t>
             </w:r>
             <w:r>
-              <w:t xml:space="preserve">volkova@bk.ru</w:t>
+              <w:t xml:space="preserve">volkova@inbox.ru</w:t>
             </w:r>
           </w:p>
           <w:p/>

--- a/tests/corpus_v2/docs/cx_labor_0026.docx
+++ b/tests/corpus_v2/docs/cx_labor_0026.docx
@@ -465,7 +465,13 @@
         <w:t xml:space="preserve">9.3. Контрольная запись: </w:t>
       </w:r>
       <w:r>
-        <w:t xml:space="preserve">34/2025-А</w:t>
+        <w:rPr>
+          <w:b/>
+        </w:rPr>
+        <w:t xml:space="preserve">34/20</w:t>
+      </w:r>
+      <w:r>
+        <w:t xml:space="preserve">25-А</w:t>
       </w:r>
       <w:r>
         <w:t xml:space="preserve">.</w:t>

--- a/tests/corpus_v2/docs/cx_labor_0026.docx
+++ b/tests/corpus_v2/docs/cx_labor_0026.docx
@@ -27,19 +27,19 @@
         <w:rPr>
           <w:b/>
         </w:rPr>
-        <w:t xml:space="preserve">57795/936-сс</w:t>
-      </w:r>
-    </w:p>
-    <w:p/>
-    <w:p>
-      <w:r>
-        <w:t xml:space="preserve">г. Пермь</w:t>
+        <w:t xml:space="preserve">47Ф-84344/18-630Д</w:t>
+      </w:r>
+    </w:p>
+    <w:p/>
+    <w:p>
+      <w:r>
+        <w:t xml:space="preserve">г. Москва</w:t>
       </w:r>
       <w:r>
         <w:t xml:space="preserve">     </w:t>
       </w:r>
       <w:r>
-        <w:t xml:space="preserve">«09» октября 2023 г.</w:t>
+        <w:t xml:space="preserve">«27» февраля 2024 г.</w:t>
       </w:r>
     </w:p>
     <w:p/>
@@ -81,7 +81,7 @@
         <w:t xml:space="preserve">, с другой стороны, совместно именуемые «Стороны», заключили настоящий Договор № </w:t>
       </w:r>
       <w:r>
-        <w:t xml:space="preserve">2/23</w:t>
+        <w:t xml:space="preserve">17/2025-Д</w:t>
       </w:r>
       <w:r>
         <w:t xml:space="preserve"> (далее — Договор) о нижеследующем:</w:t>
@@ -128,7 +128,7 @@
         <w:t xml:space="preserve">Должностной оклад Работника: </w:t>
       </w:r>
       <w:r>
-        <w:t xml:space="preserve">13 800 000,75 ₽</w:t>
+        <w:t xml:space="preserve">11 000,24 ₽</w:t>
       </w:r>
       <w:r>
         <w:t xml:space="preserve">, в т.ч. НДС </w:t>
@@ -148,7 +148,7 @@
         <w:t xml:space="preserve">Ежегодный оплачиваемый отпуск: </w:t>
       </w:r>
       <w:r>
-        <w:t xml:space="preserve">в течение шести месяцев с даты подписания Сторонами акта сдачи-приемки оказанных услуг</w:t>
+        <w:t xml:space="preserve">в течение двадцати четырех месяцев с даты подписания Сторонами акта сдачи-приемки оказанных услуг</w:t>
       </w:r>
       <w:r>
         <w:t xml:space="preserve">.</w:t>
@@ -168,7 +168,7 @@
         <w:t xml:space="preserve">2.1. Общая цена Договора: </w:t>
       </w:r>
       <w:r>
-        <w:t xml:space="preserve">Девятьсот тринадцать тысяч рублей 00 копеек</w:t>
+        <w:t xml:space="preserve">Двести сорок девять тысяч рублей 00 копеек</w:t>
       </w:r>
       <w:r>
         <w:t xml:space="preserve">, включая НДС </w:t>
@@ -180,7 +180,7 @@
         <w:t xml:space="preserve"> в размере </w:t>
       </w:r>
       <w:r>
-        <w:t xml:space="preserve">504 000,2 (Пятьсот четыре тысячи) руб.</w:t>
+        <w:t xml:space="preserve">174 000,1 (Сто семьдесят четыре тысячи) руб.</w:t>
       </w:r>
       <w:r>
         <w:t xml:space="preserve">.</w:t>
@@ -191,7 +191,7 @@
         <w:t xml:space="preserve">2.2. Налог: </w:t>
       </w:r>
       <w:r>
-        <w:t xml:space="preserve">5% от цены Договора</w:t>
+        <w:t xml:space="preserve">18% от цены Договора</w:t>
       </w:r>
       <w:r>
         <w:t xml:space="preserve">.</w:t>
@@ -202,7 +202,7 @@
         <w:t xml:space="preserve">2.3. Срок оплаты — </w:t>
       </w:r>
       <w:r>
-        <w:t xml:space="preserve">в течение 7 банковских дней с момента выставления счета</w:t>
+        <w:t xml:space="preserve">в течение 5 банковских дней с момента выставления счета</w:t>
       </w:r>
       <w:r>
         <w:t xml:space="preserve">.</w:t>
@@ -222,7 +222,7 @@
         <w:t xml:space="preserve">, артикул </w:t>
       </w:r>
       <w:r>
-        <w:t xml:space="preserve">RM-2601-25</w:t>
+        <w:t xml:space="preserve">RM-7730-77</w:t>
       </w:r>
       <w:r>
         <w:t xml:space="preserve">, код </w:t>
@@ -302,7 +302,7 @@
         <w:t xml:space="preserve">3.1. Место исполнения обязательств: </w:t>
       </w:r>
       <w:r>
-        <w:t xml:space="preserve">443010, г. Самара, проезд Мира, д. 53, кв. 197</w:t>
+        <w:t xml:space="preserve">141300, г. Сергиев Посад, проезд Октябрьская, д. 1, кв. 129</w:t>
       </w:r>
       <w:r>
         <w:t xml:space="preserve">.</w:t>
@@ -319,7 +319,7 @@
         <w:t xml:space="preserve">, тел. </w:t>
       </w:r>
       <w:r>
-        <w:t xml:space="preserve">+7 (383) 932-46-10</w:t>
+        <w:t xml:space="preserve">+7 (499) 759-56-30</w:t>
       </w:r>
       <w:r>
         <w:t xml:space="preserve">.</w:t>
@@ -330,7 +330,7 @@
         <w:t xml:space="preserve">3.3. Срок исполнения обязательств — </w:t>
       </w:r>
       <w:r>
-        <w:t xml:space="preserve">не позднее 17.04.2026</w:t>
+        <w:t xml:space="preserve">не позднее 10.07.2026</w:t>
       </w:r>
       <w:r>
         <w:t xml:space="preserve">.</w:t>
@@ -361,13 +361,13 @@
         <w:t xml:space="preserve">Размер неустойки за нарушение сроков оплаты: </w:t>
       </w:r>
       <w:r>
-        <w:t xml:space="preserve">7 (семь) процентов от стоимости неоплаченных работ</w:t>
+        <w:t xml:space="preserve">5 (пять) процентов от стоимости неоплаченных работ</w:t>
       </w:r>
       <w:r>
         <w:t xml:space="preserve">, но не более </w:t>
       </w:r>
       <w:r>
-        <w:t xml:space="preserve">10 (десять) процентов от цены Договора</w:t>
+        <w:t xml:space="preserve">7 (семь) процентов от цены Договора</w:t>
       </w:r>
       <w:r>
         <w:t xml:space="preserve">. Предельный размер ответственности: </w:t>
@@ -395,7 +395,7 @@
         <w:t xml:space="preserve">Сторона, для которой создалась невозможность исполнения, обязана уведомить другую Сторону. Срок уведомления — </w:t>
       </w:r>
       <w:r>
-        <w:t xml:space="preserve">в течение 30 рабочих дней с момента заключения контракта</w:t>
+        <w:t xml:space="preserve">в течение 14 рабочих дней с момента заключения контракта</w:t>
       </w:r>
       <w:r>
         <w:t xml:space="preserve">.</w:t>
@@ -409,7 +409,7 @@
         <w:t xml:space="preserve">Все споры и разногласия решаются путём переговоров. Претензионный порядок обязателен, срок ответа на претензию — </w:t>
       </w:r>
       <w:r>
-        <w:t xml:space="preserve">в течение 20 (Двадцати) дней с момента выставления счета</w:t>
+        <w:t xml:space="preserve">в течение 7 (Семи) дней с момента выставления счета</w:t>
       </w:r>
       <w:r>
         <w:t xml:space="preserve">.</w:t>
@@ -451,7 +451,7 @@
         <w:rPr>
           <w:b/>
         </w:rPr>
-        <w:t xml:space="preserve">не позднее 27.11.20</w:t>
+        <w:t xml:space="preserve">не позднее 18.05.20</w:t>
       </w:r>
       <w:r>
         <w:t xml:space="preserve">25</w:t>
@@ -468,10 +468,10 @@
         <w:rPr>
           <w:b/>
         </w:rPr>
-        <w:t xml:space="preserve">34/20</w:t>
-      </w:r>
-      <w:r>
-        <w:t xml:space="preserve">25-А</w:t>
+        <w:t xml:space="preserve">11</w:t>
+      </w:r>
+      <w:r>
+        <w:t xml:space="preserve">953/877-сс</w:t>
       </w:r>
       <w:r>
         <w:t xml:space="preserve">.</w:t>
@@ -482,7 +482,7 @@
         <w:t xml:space="preserve">9.4. Контрольная запись: </w:t>
       </w:r>
       <w:r>
-        <w:t xml:space="preserve">не менее 1б 3О0 000 (Шестнадцати миллионов трёхсот тысяч) рублей</w:t>
+        <w:t xml:space="preserve">не менее 8 І10 0О0 (Восьми миллионов ста десяти тысяч) рублей</w:t>
       </w:r>
       <w:r>
         <w:t xml:space="preserve">.</w:t>

--- a/tests/corpus_v2/docs/cx_labor_0026.docx
+++ b/tests/corpus_v2/docs/cx_labor_0026.docx
@@ -279,6 +279,12 @@
         <w:t xml:space="preserve">МКАС при ТПП РФ</w:t>
       </w:r>
       <w:r>
+        <w:t xml:space="preserve">. Товар отгружается с сопроводительным документом паспорт качества № </w:t>
+      </w:r>
+      <w:r>
+        <w:t xml:space="preserve">37 01 526482</w:t>
+      </w:r>
+      <w:r>
         <w:t xml:space="preserve">. Цена — </w:t>
       </w:r>
       <w:r>
@@ -302,7 +308,7 @@
         <w:t xml:space="preserve">3.1. Место исполнения обязательств: </w:t>
       </w:r>
       <w:r>
-        <w:t xml:space="preserve">141300, г. Сергиев Посад, проезд Октябрьская, д. 1, кв. 129</w:t>
+        <w:t xml:space="preserve">143400, г. Красногорск, наб. Кирова, д. 47, кв. 41</w:t>
       </w:r>
       <w:r>
         <w:t xml:space="preserve">.</w:t>
@@ -319,7 +325,7 @@
         <w:t xml:space="preserve">, тел. </w:t>
       </w:r>
       <w:r>
-        <w:t xml:space="preserve">+7 (499) 759-56-30</w:t>
+        <w:t xml:space="preserve">+7 (812) 514-87-52</w:t>
       </w:r>
       <w:r>
         <w:t xml:space="preserve">.</w:t>
@@ -330,7 +336,7 @@
         <w:t xml:space="preserve">3.3. Срок исполнения обязательств — </w:t>
       </w:r>
       <w:r>
-        <w:t xml:space="preserve">не позднее 10.07.2026</w:t>
+        <w:t xml:space="preserve">не позднее 04.11.2025</w:t>
       </w:r>
       <w:r>
         <w:t xml:space="preserve">.</w:t>
@@ -361,13 +367,13 @@
         <w:t xml:space="preserve">Размер неустойки за нарушение сроков оплаты: </w:t>
       </w:r>
       <w:r>
-        <w:t xml:space="preserve">5 (пять) процентов от стоимости неоплаченных работ</w:t>
+        <w:t xml:space="preserve">10 (десять) процентов от стоимости неоплаченных работ</w:t>
       </w:r>
       <w:r>
         <w:t xml:space="preserve">, но не более </w:t>
       </w:r>
       <w:r>
-        <w:t xml:space="preserve">7 (семь) процентов от цены Договора</w:t>
+        <w:t xml:space="preserve">20 (двадцать) процентов от цены Договора</w:t>
       </w:r>
       <w:r>
         <w:t xml:space="preserve">. Предельный размер ответственности: </w:t>
@@ -395,7 +401,7 @@
         <w:t xml:space="preserve">Сторона, для которой создалась невозможность исполнения, обязана уведомить другую Сторону. Срок уведомления — </w:t>
       </w:r>
       <w:r>
-        <w:t xml:space="preserve">в течение 14 рабочих дней с момента заключения контракта</w:t>
+        <w:t xml:space="preserve">в течение 7 рабочих дней с момента заключения контракта</w:t>
       </w:r>
       <w:r>
         <w:t xml:space="preserve">.</w:t>
@@ -451,7 +457,7 @@
         <w:rPr>
           <w:b/>
         </w:rPr>
-        <w:t xml:space="preserve">не позднее 18.05.20</w:t>
+        <w:t xml:space="preserve">не позднее 09.01.20</w:t>
       </w:r>
       <w:r>
         <w:t xml:space="preserve">25</w:t>
@@ -468,10 +474,10 @@
         <w:rPr>
           <w:b/>
         </w:rPr>
-        <w:t xml:space="preserve">11</w:t>
-      </w:r>
-      <w:r>
-        <w:t xml:space="preserve">953/877-сс</w:t>
+        <w:t xml:space="preserve">46</w:t>
+      </w:r>
+      <w:r>
+        <w:t xml:space="preserve">400/430-сс</w:t>
       </w:r>
       <w:r>
         <w:t xml:space="preserve">.</w:t>
@@ -482,7 +488,7 @@
         <w:t xml:space="preserve">9.4. Контрольная запись: </w:t>
       </w:r>
       <w:r>
-        <w:t xml:space="preserve">не менее 8 І10 0О0 (Восьми миллионов ста десяти тысяч) рублей</w:t>
+        <w:t xml:space="preserve">нe менее 77 400 000 (Семидесяти семи миллионов четырёхсот тысяч) рублей</w:t>
       </w:r>
       <w:r>
         <w:t xml:space="preserve">.</w:t>
@@ -517,7 +523,7 @@
       </w:r>
       <w:smartTag w:uri="urn:schemas-microsoft-com:office:smarttags" w:element="PersonName">
         <w:r>
-          <w:t xml:space="preserve">Максимова Мария Михайловна</w:t>
+          <w:t xml:space="preserve">Соколова Татьяна Сергеевна</w:t>
         </w:r>
       </w:smartTag>
       <w:r>
@@ -572,7 +578,15 @@
               <w:t xml:space="preserve">Юридический адрес: </w:t>
             </w:r>
             <w:r>
-              <w:t xml:space="preserve">394000, г. Воронеж, ш. Полевая, д. 52, кв. 1</w:t>
+              <w:t xml:space="preserve">344002, г. Ростов-на-Дону, ш. Заречная, д. 6, кв. 12</w:t>
+            </w:r>
+          </w:p>
+          <w:p>
+            <w:r>
+              <w:t xml:space="preserve">Почтовый адрес: </w:t>
+            </w:r>
+            <w:r>
+              <w:t xml:space="preserve">420111, г. Казань, бул. Победы, д. 50, кв. 108</w:t>
             </w:r>
           </w:p>
           <w:p>
@@ -627,7 +641,7 @@
               <w:t xml:space="preserve">Тел.: </w:t>
             </w:r>
             <w:r>
-              <w:t xml:space="preserve">+7 (812) 383-80-86</w:t>
+              <w:t xml:space="preserve">+7 (843) 549-76-92</w:t>
             </w:r>
           </w:p>
           <w:p>
@@ -635,7 +649,7 @@
               <w:t xml:space="preserve">E-mail: </w:t>
             </w:r>
             <w:r>
-              <w:t xml:space="preserve">zaycev@inbox.ru</w:t>
+              <w:t xml:space="preserve">zaycev@list.ru</w:t>
             </w:r>
           </w:p>
           <w:p/>
@@ -670,7 +684,7 @@
               <w:t xml:space="preserve">Юридический адрес: </w:t>
             </w:r>
             <w:r>
-              <w:t xml:space="preserve">143400, г. Красногорск, пер. Гагарина, д. 18, кв. 116</w:t>
+              <w:t xml:space="preserve">394000, г. Воронеж, просп. Садовая, д. 16, кв. 28</w:t>
             </w:r>
           </w:p>
           <w:p>
@@ -678,7 +692,7 @@
               <w:t xml:space="preserve">Почтовый адрес: </w:t>
             </w:r>
             <w:r>
-              <w:t xml:space="preserve">394000, г. Воронеж, ул. Советская, д. 61, кв. 94</w:t>
+              <w:t xml:space="preserve">443010, г. Самара, бул. Промышленная, д. 41, кв. 61</w:t>
             </w:r>
           </w:p>
           <w:p>
@@ -733,7 +747,7 @@
               <w:t xml:space="preserve">Тел.: </w:t>
             </w:r>
             <w:r>
-              <w:t xml:space="preserve">+7 (499) 385-60-59</w:t>
+              <w:t xml:space="preserve">+7 (812) 343-73-20</w:t>
             </w:r>
           </w:p>
           <w:p>
@@ -741,7 +755,7 @@
               <w:t xml:space="preserve">E-mail: </w:t>
             </w:r>
             <w:r>
-              <w:t xml:space="preserve">volkova@inbox.ru</w:t>
+              <w:t xml:space="preserve">volkova@mail.ru</w:t>
             </w:r>
           </w:p>
           <w:p/>

--- a/tests/corpus_v2/docs/cx_labor_0026.docx
+++ b/tests/corpus_v2/docs/cx_labor_0026.docx
@@ -285,6 +285,42 @@
         <w:t xml:space="preserve">37 01 526482</w:t>
       </w:r>
       <w:r>
+        <w:t xml:space="preserve">. К партии приложен паспорт изделия № </w:t>
+      </w:r>
+      <w:r>
+        <w:t xml:space="preserve">31 21 377436</w:t>
+      </w:r>
+      <w:r>
+        <w:t xml:space="preserve">. Оборудование поставляется с паспортом транспортного средства № </w:t>
+      </w:r>
+      <w:r>
+        <w:t xml:space="preserve">21 10 424499</w:t>
+      </w:r>
+      <w:r>
+        <w:t xml:space="preserve">. Приёмка производится согласно техническому паспорту </w:t>
+      </w:r>
+      <w:r>
+        <w:t xml:space="preserve">78 11 116068</w:t>
+      </w:r>
+      <w:r>
+        <w:t xml:space="preserve">. СНИЛС не указан, номер заказа </w:t>
+      </w:r>
+      <w:r>
+        <w:t xml:space="preserve">834-691-170 33</w:t>
+      </w:r>
+      <w:r>
+        <w:t xml:space="preserve">. Дата рождения не проставлена, документ выдан </w:t>
+      </w:r>
+      <w:r>
+        <w:t xml:space="preserve">19.03.2017</w:t>
+      </w:r>
+      <w:r>
+        <w:t xml:space="preserve">. Код подразделения, см. артикул </w:t>
+      </w:r>
+      <w:r>
+        <w:t xml:space="preserve">560-264</w:t>
+      </w:r>
+      <w:r>
         <w:t xml:space="preserve">. Цена — </w:t>
       </w:r>
       <w:r>
@@ -308,7 +344,7 @@
         <w:t xml:space="preserve">3.1. Место исполнения обязательств: </w:t>
       </w:r>
       <w:r>
-        <w:t xml:space="preserve">143400, г. Красногорск, наб. Кирова, д. 47, кв. 41</w:t>
+        <w:t xml:space="preserve">141300, г. Сергиев Посад, ул. Ленина, д. 36, кв. 108</w:t>
       </w:r>
       <w:r>
         <w:t xml:space="preserve">.</w:t>
@@ -325,7 +361,7 @@
         <w:t xml:space="preserve">, тел. </w:t>
       </w:r>
       <w:r>
-        <w:t xml:space="preserve">+7 (812) 514-87-52</w:t>
+        <w:t xml:space="preserve">+7 (846) 772-31-79</w:t>
       </w:r>
       <w:r>
         <w:t xml:space="preserve">.</w:t>
@@ -336,7 +372,7 @@
         <w:t xml:space="preserve">3.3. Срок исполнения обязательств — </w:t>
       </w:r>
       <w:r>
-        <w:t xml:space="preserve">не позднее 04.11.2025</w:t>
+        <w:t xml:space="preserve">не позднее 18.03.2026</w:t>
       </w:r>
       <w:r>
         <w:t xml:space="preserve">.</w:t>
@@ -367,13 +403,13 @@
         <w:t xml:space="preserve">Размер неустойки за нарушение сроков оплаты: </w:t>
       </w:r>
       <w:r>
-        <w:t xml:space="preserve">10 (десять) процентов от стоимости неоплаченных работ</w:t>
+        <w:t xml:space="preserve">7 (семь) процентов от стоимости неоплаченных работ</w:t>
       </w:r>
       <w:r>
         <w:t xml:space="preserve">, но не более </w:t>
       </w:r>
       <w:r>
-        <w:t xml:space="preserve">20 (двадцать) процентов от цены Договора</w:t>
+        <w:t xml:space="preserve">5 (пять) процентов от цены Договора</w:t>
       </w:r>
       <w:r>
         <w:t xml:space="preserve">. Предельный размер ответственности: </w:t>
@@ -401,7 +437,7 @@
         <w:t xml:space="preserve">Сторона, для которой создалась невозможность исполнения, обязана уведомить другую Сторону. Срок уведомления — </w:t>
       </w:r>
       <w:r>
-        <w:t xml:space="preserve">в течение 7 рабочих дней с момента заключения контракта</w:t>
+        <w:t xml:space="preserve">в течение 5 рабочих дней с момента заключения контракта</w:t>
       </w:r>
       <w:r>
         <w:t xml:space="preserve">.</w:t>
@@ -415,7 +451,7 @@
         <w:t xml:space="preserve">Все споры и разногласия решаются путём переговоров. Претензионный порядок обязателен, срок ответа на претензию — </w:t>
       </w:r>
       <w:r>
-        <w:t xml:space="preserve">в течение 7 (Семи) дней с момента выставления счета</w:t>
+        <w:t xml:space="preserve">в течение 14 (Четырнадцати) дней с момента выставления счета</w:t>
       </w:r>
       <w:r>
         <w:t xml:space="preserve">.</w:t>
@@ -457,7 +493,7 @@
         <w:rPr>
           <w:b/>
         </w:rPr>
-        <w:t xml:space="preserve">не позднее 09.01.20</w:t>
+        <w:t xml:space="preserve">не позднее 08.10.20</w:t>
       </w:r>
       <w:r>
         <w:t xml:space="preserve">25</w:t>
@@ -474,10 +510,10 @@
         <w:rPr>
           <w:b/>
         </w:rPr>
-        <w:t xml:space="preserve">46</w:t>
-      </w:r>
-      <w:r>
-        <w:t xml:space="preserve">400/430-сс</w:t>
+        <w:t xml:space="preserve">44</w:t>
+      </w:r>
+      <w:r>
+        <w:t xml:space="preserve">762/038-сс</w:t>
       </w:r>
       <w:r>
         <w:t xml:space="preserve">.</w:t>
@@ -488,7 +524,7 @@
         <w:t xml:space="preserve">9.4. Контрольная запись: </w:t>
       </w:r>
       <w:r>
-        <w:t xml:space="preserve">нe менее 77 400 000 (Семидесяти семи миллионов четырёхсот тысяч) рублей</w:t>
+        <w:t xml:space="preserve">нe менее 57 100 000 (Пятидесяти семи миллионов ста тысяч) рублей</w:t>
       </w:r>
       <w:r>
         <w:t xml:space="preserve">.</w:t>
@@ -523,7 +559,7 @@
       </w:r>
       <w:smartTag w:uri="urn:schemas-microsoft-com:office:smarttags" w:element="PersonName">
         <w:r>
-          <w:t xml:space="preserve">Соколова Татьяна Сергеевна</w:t>
+          <w:t xml:space="preserve">Новиков Сергей Михайлович</w:t>
         </w:r>
       </w:smartTag>
       <w:r>
@@ -578,7 +614,7 @@
               <w:t xml:space="preserve">Юридический адрес: </w:t>
             </w:r>
             <w:r>
-              <w:t xml:space="preserve">344002, г. Ростов-на-Дону, ш. Заречная, д. 6, кв. 12</w:t>
+              <w:t xml:space="preserve">630099, г. Новосибирск, наб. Кутузовский, д. 6, кв. 12</w:t>
             </w:r>
           </w:p>
           <w:p>

--- a/tests/corpus_v2/docs/cx_labor_0026.docx
+++ b/tests/corpus_v2/docs/cx_labor_0026.docx
@@ -330,251 +330,120 @@
         <w:t xml:space="preserve">.</w:t>
       </w:r>
     </w:p>
-    <w:p/>
-    <w:p>
-      <w:r>
-        <w:rPr>
-          <w:b/>
-        </w:rPr>
-        <w:t xml:space="preserve">3. МЕСТО И СРОКИ ИСПОЛНЕНИЯ</w:t>
-      </w:r>
-    </w:p>
-    <w:p>
-      <w:r>
-        <w:t xml:space="preserve">3.1. Место исполнения обязательств: </w:t>
-      </w:r>
-      <w:r>
-        <w:t xml:space="preserve">141300, г. Сергиев Посад, ул. Ленина, д. 36, кв. 108</w:t>
-      </w:r>
-      <w:r>
-        <w:t xml:space="preserve">.</w:t>
-      </w:r>
-    </w:p>
-    <w:p>
-      <w:r>
-        <w:t xml:space="preserve">3.2. Контактное лицо со стороны Работник — </w:t>
-      </w:r>
-      <w:r>
-        <w:t xml:space="preserve">Волковой Татьяны Олеговны</w:t>
-      </w:r>
-      <w:r>
-        <w:t xml:space="preserve">, тел. </w:t>
-      </w:r>
-      <w:r>
-        <w:t xml:space="preserve">+7 (846) 772-31-79</w:t>
-      </w:r>
-      <w:r>
-        <w:t xml:space="preserve">.</w:t>
-      </w:r>
-    </w:p>
-    <w:p>
-      <w:r>
-        <w:t xml:space="preserve">3.3. Срок исполнения обязательств — </w:t>
-      </w:r>
-      <w:r>
-        <w:t xml:space="preserve">не позднее 18.03.2026</w:t>
-      </w:r>
-      <w:r>
-        <w:t xml:space="preserve">.</w:t>
-      </w:r>
-    </w:p>
-    <w:p/>
-    <w:p>
-      <w:r>
-        <w:rPr>
-          <w:b/>
-        </w:rPr>
-        <w:t xml:space="preserve">4. ПРОЧИЕ УСЛОВИЯ</w:t>
-      </w:r>
-    </w:p>
-    <w:p>
-      <w:r>
-        <w:t xml:space="preserve">4.1. </w:t>
-      </w:r>
-      <w:r>
-        <w:t xml:space="preserve">Стороны несут ответственность за неисполнение или ненадлежащее исполнение обязательств в соответствии с законодательством Российской Федерации.</w:t>
-      </w:r>
-    </w:p>
-    <w:p>
-      <w:r>
-        <w:t xml:space="preserve">4.2. </w:t>
-      </w:r>
-      <w:r>
-        <w:t xml:space="preserve">Размер неустойки за нарушение сроков оплаты: </w:t>
-      </w:r>
-      <w:r>
-        <w:t xml:space="preserve">7 (семь) процентов от стоимости неоплаченных работ</w:t>
-      </w:r>
-      <w:r>
-        <w:t xml:space="preserve">, но не более </w:t>
-      </w:r>
-      <w:r>
-        <w:t xml:space="preserve">5 (пять) процентов от цены Договора</w:t>
-      </w:r>
-      <w:r>
-        <w:t xml:space="preserve">. Предельный размер ответственности: </w:t>
-      </w:r>
-      <w:r>
-        <w:t xml:space="preserve">1/150 ключевой ставки ЦБ РФ за каждый день просрочки</w:t>
-      </w:r>
-      <w:r>
-        <w:t xml:space="preserve">.</w:t>
-      </w:r>
-    </w:p>
-    <w:p>
-      <w:r>
-        <w:t xml:space="preserve">4.3. </w:t>
-      </w:r>
-      <w:r>
-        <w:t xml:space="preserve">Стороны освобождаются от ответственности при наступлении обстоятельств непреодолимой силы, если они прямо повлияли на исполнение обязательств.</w:t>
-      </w:r>
-    </w:p>
-    <w:p>
-      <w:r>
-        <w:t xml:space="preserve">4.4. </w:t>
-      </w:r>
-      <w:r>
-        <w:t xml:space="preserve">Сторона, для которой создалась невозможность исполнения, обязана уведомить другую Сторону. Срок уведомления — </w:t>
-      </w:r>
-      <w:r>
-        <w:t xml:space="preserve">в течение 5 рабочих дней с момента заключения контракта</w:t>
-      </w:r>
-      <w:r>
-        <w:t xml:space="preserve">.</w:t>
-      </w:r>
-    </w:p>
-    <w:p>
-      <w:r>
-        <w:t xml:space="preserve">4.5. </w:t>
-      </w:r>
-      <w:r>
-        <w:t xml:space="preserve">Все споры и разногласия решаются путём переговоров. Претензионный порядок обязателен, срок ответа на претензию — </w:t>
-      </w:r>
-      <w:r>
-        <w:t xml:space="preserve">в течение 14 (Четырнадцати) дней с момента выставления счета</w:t>
-      </w:r>
-      <w:r>
-        <w:t xml:space="preserve">.</w:t>
-      </w:r>
-    </w:p>
-    <w:p/>
-    <w:p/>
-    <w:p/>
-    <w:p>
-      <w:r>
-        <w:rPr>
-          <w:b/>
-        </w:rPr>
-        <w:t xml:space="preserve">9. КОНТРОЛЬНЫЕ ВЕЛИЧИНЫ</w:t>
-      </w:r>
-    </w:p>
-    <w:p>
-      <w:r>
-        <w:t xml:space="preserve">9.1. Контрольная запись: </w:t>
-      </w:r>
-      <w:r>
-        <w:rPr>
-          <w:b/>
-        </w:rPr>
-        <w:t xml:space="preserve">1/1</w:t>
-      </w:r>
-      <w:r>
-        <w:t xml:space="preserve">30 ключевой ставки ЦБ РФ годовых</w:t>
-      </w:r>
-      <w:r>
-        <w:t xml:space="preserve">.</w:t>
-      </w:r>
-    </w:p>
-    <w:p>
-      <w:r>
-        <w:t xml:space="preserve">9.2. Контрольная запись: </w:t>
-      </w:r>
-      <w:r>
-        <w:rPr>
-          <w:b/>
-        </w:rPr>
-        <w:t xml:space="preserve">не позднее 08.10.20</w:t>
-      </w:r>
-      <w:r>
-        <w:t xml:space="preserve">25</w:t>
-      </w:r>
-      <w:r>
-        <w:t xml:space="preserve">.</w:t>
-      </w:r>
-    </w:p>
-    <w:p>
-      <w:r>
-        <w:t xml:space="preserve">9.3. Контрольная запись: </w:t>
-      </w:r>
-      <w:r>
-        <w:rPr>
-          <w:b/>
-        </w:rPr>
-        <w:t xml:space="preserve">44</w:t>
-      </w:r>
-      <w:r>
-        <w:t xml:space="preserve">762/038-сс</w:t>
-      </w:r>
-      <w:r>
-        <w:t xml:space="preserve">.</w:t>
-      </w:r>
-    </w:p>
-    <w:p>
-      <w:r>
-        <w:t xml:space="preserve">9.4. Контрольная запись: </w:t>
-      </w:r>
-      <w:r>
-        <w:t xml:space="preserve">нe менее 57 100 000 (Пятидесяти семи миллионов ста тысяч) рублей</w:t>
-      </w:r>
-      <w:r>
-        <w:t xml:space="preserve">.</w:t>
-      </w:r>
-    </w:p>
-    <w:p/>
-    <w:p/>
-    <w:p>
-      <w:r>
-        <w:rPr>
-          <w:b/>
-        </w:rPr>
-        <w:t xml:space="preserve">11. УСЛОВИЯ, ОФОРМЛЕННЫЕ СРЕДСТВАМИ РЕДАКТОРА</w:t>
-      </w:r>
-    </w:p>
-    <w:p>
-      <w:r>
-        <w:t xml:space="preserve">11.1. Прежняя редакция пункта: </w:t>
-      </w:r>
-      <w:del w:id="1" w:author="Юрист" w:date="2024-01-01T00:00:00Z">
-        <w:r>
-          <w:delText xml:space="preserve">1 234 567 (Один миллион двести тридцать четыре тысячи пятьсот шестьдесят семь) рублей 13 копеек</w:delText>
-        </w:r>
-      </w:del>
-      <w:r>
-        <w:t xml:space="preserve">утратила силу.</w:t>
-      </w:r>
-    </w:p>
-    <w:p>
-      <w:r>
-        <w:t xml:space="preserve">11.2. Ответственный (умный тег): </w:t>
-      </w:r>
-      <w:smartTag w:uri="urn:schemas-microsoft-com:office:smarttags" w:element="PersonName">
-        <w:r>
-          <w:t xml:space="preserve">Новиков Сергей Михайлович</w:t>
-        </w:r>
-      </w:smartTag>
-      <w:r>
-        <w:t xml:space="preserve">.</w:t>
-      </w:r>
-    </w:p>
-    <w:p>
-      <w:r>
-        <w:rPr>
-          <w:b/>
-        </w:rPr>
-        <w:t xml:space="preserve">РЕКВИЗИТЫ И ПОДПИСИ СТОРОН</w:t>
-      </w:r>
-    </w:p>
-    <w:p/>
+    <w:p>
+      <w:r>
+        <w:t xml:space="preserve">2.5. </w:t>
+      </w:r>
+      <w:r>
+        <w:t xml:space="preserve">Товар маркирован штрихкодом </w:t>
+      </w:r>
+      <w:r>
+        <w:t xml:space="preserve">4600112290387</w:t>
+      </w:r>
+      <w:r>
+        <w:t xml:space="preserve">. Код контрагента по ОКПО — </w:t>
+      </w:r>
+      <w:r>
+        <w:t xml:space="preserve">8263315707</w:t>
+      </w:r>
+      <w:r>
+        <w:t xml:space="preserve">. Оборудование учтено под инвентарным номером </w:t>
+      </w:r>
+      <w:r>
+        <w:t xml:space="preserve">047037773</w:t>
+      </w:r>
+      <w:r>
+        <w:t xml:space="preserve">, складской позиции присвоен номер </w:t>
+      </w:r>
+      <w:r>
+        <w:t xml:space="preserve">801246522</w:t>
+      </w:r>
+      <w:r>
+        <w:t xml:space="preserve">.</w:t>
+      </w:r>
+    </w:p>
+    <w:p>
+      <w:r>
+        <w:t xml:space="preserve">2.6. </w:t>
+      </w:r>
+      <w:r>
+        <w:t xml:space="preserve">Оплата по счёту-фактуре на КБК </w:t>
+      </w:r>
+      <w:r>
+        <w:t xml:space="preserve">18210101011011000194</w:t>
+      </w:r>
+      <w:r>
+        <w:t xml:space="preserve">. ИНН не присвоен, регистрационный № </w:t>
+      </w:r>
+      <w:r>
+        <w:t xml:space="preserve">9318935693</w:t>
+      </w:r>
+      <w:r>
+        <w:t xml:space="preserve">. ИНН не присвоен, платёжный документ № </w:t>
+      </w:r>
+      <w:r>
+        <w:t xml:space="preserve">605192925745</w:t>
+      </w:r>
+      <w:r>
+        <w:t xml:space="preserve">. Заказчик действует в лице </w:t>
+      </w:r>
+      <w:r>
+        <w:t xml:space="preserve">уполномоченного представителя</w:t>
+      </w:r>
+      <w:r>
+        <w:t xml:space="preserve">, назначаемого приказом.</w:t>
+      </w:r>
+    </w:p>
+    <w:p>
+      <w:r>
+        <w:t xml:space="preserve">2.7. </w:t>
+      </w:r>
+      <w:r>
+        <w:t xml:space="preserve">Массовая доля влаги в товаре — </w:t>
+      </w:r>
+      <w:r>
+        <w:t xml:space="preserve">не более 10 %</w:t>
+      </w:r>
+      <w:r>
+        <w:t xml:space="preserve">. Товар подлежит хранению </w:t>
+      </w:r>
+      <w:r>
+        <w:t xml:space="preserve">в течение 24 часов</w:t>
+      </w:r>
+      <w:r>
+        <w:t xml:space="preserve"> при температуре не выше +4 °C. Срок исковой давности по требованиям, вытекающим из Договора, составляет </w:t>
+      </w:r>
+      <w:r>
+        <w:t xml:space="preserve">в течение трёх лет</w:t>
+      </w:r>
+      <w:r>
+        <w:t xml:space="preserve">, как установлено статьёй 196 Гражданского кодекса Российской Федерации. Обработка данных ведётся согласно Федеральному закону от 27.07.2006 № 152-ФЗ </w:t>
+      </w:r>
+      <w:r>
+        <w:t xml:space="preserve">«О персональных данных»</w:t>
+      </w:r>
+      <w:r>
+        <w:t xml:space="preserve">. Товар поставляется под маркой </w:t>
+      </w:r>
+      <w:r>
+        <w:t xml:space="preserve">«Стандарт»</w:t>
+      </w:r>
+      <w:r>
+        <w:t xml:space="preserve">. Влажность определяется </w:t>
+      </w:r>
+      <w:r>
+        <w:t xml:space="preserve">по методу Кьельдаля</w:t>
+      </w:r>
+      <w:r>
+        <w:t xml:space="preserve">. Споры передаются на рассмотрение в Арбитражный суд </w:t>
+      </w:r>
+      <w:r>
+        <w:t xml:space="preserve">города Москвы</w:t>
+      </w:r>
+      <w:r>
+        <w:t xml:space="preserve">.</w:t>
+      </w:r>
+    </w:p>
     <w:tbl>
       <w:tblPr>
         <w:tblW w:w="9360" w:type="dxa"/>
@@ -598,103 +467,7 @@
           </w:tcPr>
           <w:p>
             <w:r>
-              <w:rPr>
-                <w:b/>
-              </w:rPr>
-              <w:t xml:space="preserve">Работодатель:</w:t>
-            </w:r>
-          </w:p>
-          <w:p>
-            <w:r>
-              <w:t xml:space="preserve">ООО «Василёк»</w:t>
-            </w:r>
-          </w:p>
-          <w:p>
-            <w:r>
-              <w:t xml:space="preserve">Юридический адрес: </w:t>
-            </w:r>
-            <w:r>
-              <w:t xml:space="preserve">630099, г. Новосибирск, наб. Кутузовский, д. 6, кв. 12</w:t>
-            </w:r>
-          </w:p>
-          <w:p>
-            <w:r>
-              <w:t xml:space="preserve">Почтовый адрес: </w:t>
-            </w:r>
-            <w:r>
-              <w:t xml:space="preserve">420111, г. Казань, бул. Победы, д. 50, кв. 108</w:t>
-            </w:r>
-          </w:p>
-          <w:p>
-            <w:r>
-              <w:t xml:space="preserve">ИНН </w:t>
-            </w:r>
-            <w:r>
-              <w:t xml:space="preserve">3657524119</w:t>
-            </w:r>
-            <w:r>
-              <w:t xml:space="preserve"> КПП </w:t>
-            </w:r>
-            <w:r>
-              <w:t xml:space="preserve">654672671</w:t>
-            </w:r>
-          </w:p>
-          <w:p>
-            <w:r>
-              <w:t xml:space="preserve">ОГРН </w:t>
-            </w:r>
-            <w:r>
-              <w:t xml:space="preserve">1394118094006</w:t>
-            </w:r>
-          </w:p>
-          <w:p>
-            <w:r>
-              <w:t xml:space="preserve">р/с </w:t>
-            </w:r>
-            <w:r>
-              <w:t xml:space="preserve">40702810952565350269</w:t>
-            </w:r>
-            <w:r>
-              <w:t xml:space="preserve"> в ПАО Сбербанк</w:t>
-            </w:r>
-          </w:p>
-          <w:p>
-            <w:r>
-              <w:t xml:space="preserve">к/с </w:t>
-            </w:r>
-            <w:r>
-              <w:t xml:space="preserve">30101810400000000225</w:t>
-            </w:r>
-            <w:r>
-              <w:t xml:space="preserve"> БИК </w:t>
-            </w:r>
-            <w:r>
-              <w:t xml:space="preserve">044525225</w:t>
-            </w:r>
-          </w:p>
-          <w:p>
-            <w:r>
-              <w:t xml:space="preserve">Тел.: </w:t>
-            </w:r>
-            <w:r>
-              <w:t xml:space="preserve">+7 (843) 549-76-92</w:t>
-            </w:r>
-          </w:p>
-          <w:p>
-            <w:r>
-              <w:t xml:space="preserve">E-mail: </w:t>
-            </w:r>
-            <w:r>
-              <w:t xml:space="preserve">zaycev@list.ru</w:t>
-            </w:r>
-          </w:p>
-          <w:p/>
-          <w:p>
-            <w:r>
-              <w:t xml:space="preserve">Директор ______________ </w:t>
-            </w:r>
-            <w:r>
-              <w:t xml:space="preserve">А. П. Зайцев</w:t>
+              <w:t xml:space="preserve">8</w:t>
             </w:r>
           </w:p>
         </w:tc>
@@ -704,6 +477,386 @@
           </w:tcPr>
           <w:p>
             <w:r>
+              <w:t xml:space="preserve">0785136167</w:t>
+            </w:r>
+          </w:p>
+        </w:tc>
+      </w:tr>
+    </w:tbl>
+    <w:p/>
+    <w:p>
+      <w:r>
+        <w:rPr>
+          <w:b/>
+        </w:rPr>
+        <w:t xml:space="preserve">3. МЕСТО И СРОКИ ИСПОЛНЕНИЯ</w:t>
+      </w:r>
+    </w:p>
+    <w:p>
+      <w:r>
+        <w:t xml:space="preserve">3.1. Место исполнения обязательств: </w:t>
+      </w:r>
+      <w:r>
+        <w:t xml:space="preserve">190000, г. Санкт-Петербург, пер. Кутузовский, д. 12, кв. 63</w:t>
+      </w:r>
+      <w:r>
+        <w:t xml:space="preserve">.</w:t>
+      </w:r>
+    </w:p>
+    <w:p>
+      <w:r>
+        <w:t xml:space="preserve">3.2. Контактное лицо со стороны Работник — </w:t>
+      </w:r>
+      <w:r>
+        <w:t xml:space="preserve">Волковой Татьяны Олеговны</w:t>
+      </w:r>
+      <w:r>
+        <w:t xml:space="preserve">, тел. </w:t>
+      </w:r>
+      <w:r>
+        <w:t xml:space="preserve">+7 (383) 144-43-14</w:t>
+      </w:r>
+      <w:r>
+        <w:t xml:space="preserve">.</w:t>
+      </w:r>
+    </w:p>
+    <w:p>
+      <w:r>
+        <w:t xml:space="preserve">3.3. Срок исполнения обязательств — </w:t>
+      </w:r>
+      <w:r>
+        <w:t xml:space="preserve">не позднее 18.10.2026</w:t>
+      </w:r>
+      <w:r>
+        <w:t xml:space="preserve">.</w:t>
+      </w:r>
+    </w:p>
+    <w:p/>
+    <w:p>
+      <w:r>
+        <w:rPr>
+          <w:b/>
+        </w:rPr>
+        <w:t xml:space="preserve">4. ПРОЧИЕ УСЛОВИЯ</w:t>
+      </w:r>
+    </w:p>
+    <w:p>
+      <w:r>
+        <w:t xml:space="preserve">4.1. </w:t>
+      </w:r>
+      <w:r>
+        <w:t xml:space="preserve">Стороны несут ответственность за неисполнение или ненадлежащее исполнение обязательств в соответствии с законодательством Российской Федерации.</w:t>
+      </w:r>
+    </w:p>
+    <w:p>
+      <w:r>
+        <w:t xml:space="preserve">4.2. </w:t>
+      </w:r>
+      <w:r>
+        <w:t xml:space="preserve">Размер неустойки за нарушение сроков оплаты: </w:t>
+      </w:r>
+      <w:r>
+        <w:t xml:space="preserve">10 (десять) процентов от стоимости неоплаченных работ</w:t>
+      </w:r>
+      <w:r>
+        <w:t xml:space="preserve">, но не более </w:t>
+      </w:r>
+      <w:r>
+        <w:t xml:space="preserve">10 (десять) процентов от цены Договора</w:t>
+      </w:r>
+      <w:r>
+        <w:t xml:space="preserve">. Предельный размер ответственности: </w:t>
+      </w:r>
+      <w:r>
+        <w:t xml:space="preserve">1/150 ключевой ставки ЦБ РФ за каждый день просрочки</w:t>
+      </w:r>
+      <w:r>
+        <w:t xml:space="preserve">.</w:t>
+      </w:r>
+    </w:p>
+    <w:p>
+      <w:r>
+        <w:t xml:space="preserve">4.3. </w:t>
+      </w:r>
+      <w:r>
+        <w:t xml:space="preserve">Стороны освобождаются от ответственности при наступлении обстоятельств непреодолимой силы, если они прямо повлияли на исполнение обязательств.</w:t>
+      </w:r>
+    </w:p>
+    <w:p>
+      <w:r>
+        <w:t xml:space="preserve">4.4. </w:t>
+      </w:r>
+      <w:r>
+        <w:t xml:space="preserve">Сторона, для которой создалась невозможность исполнения, обязана уведомить другую Сторону. Срок уведомления — </w:t>
+      </w:r>
+      <w:r>
+        <w:t xml:space="preserve">в течение 7 рабочих дней с момента заключения контракта</w:t>
+      </w:r>
+      <w:r>
+        <w:t xml:space="preserve">.</w:t>
+      </w:r>
+    </w:p>
+    <w:p>
+      <w:r>
+        <w:t xml:space="preserve">4.5. </w:t>
+      </w:r>
+      <w:r>
+        <w:t xml:space="preserve">Все споры и разногласия решаются путём переговоров. Претензионный порядок обязателен, срок ответа на претензию — </w:t>
+      </w:r>
+      <w:r>
+        <w:t xml:space="preserve">в течение 45 (Сорока пяти) дней с момента выставления счета</w:t>
+      </w:r>
+      <w:r>
+        <w:t xml:space="preserve">.</w:t>
+      </w:r>
+    </w:p>
+    <w:p/>
+    <w:p/>
+    <w:p/>
+    <w:p>
+      <w:r>
+        <w:rPr>
+          <w:b/>
+        </w:rPr>
+        <w:t xml:space="preserve">9. КОНТРОЛЬНЫЕ ВЕЛИЧИНЫ</w:t>
+      </w:r>
+    </w:p>
+    <w:p>
+      <w:r>
+        <w:t xml:space="preserve">9.1. Контрольная запись: </w:t>
+      </w:r>
+      <w:r>
+        <w:rPr>
+          <w:b/>
+        </w:rPr>
+        <w:t xml:space="preserve">1/1</w:t>
+      </w:r>
+      <w:r>
+        <w:t xml:space="preserve">30 ключевой ставки ЦБ РФ годовых</w:t>
+      </w:r>
+      <w:r>
+        <w:t xml:space="preserve">.</w:t>
+      </w:r>
+    </w:p>
+    <w:p>
+      <w:r>
+        <w:t xml:space="preserve">9.2. Контрольная запись: </w:t>
+      </w:r>
+      <w:r>
+        <w:rPr>
+          <w:b/>
+        </w:rPr>
+        <w:t xml:space="preserve">не позднее 27.07.20</w:t>
+      </w:r>
+      <w:r>
+        <w:t xml:space="preserve">26</w:t>
+      </w:r>
+      <w:r>
+        <w:t xml:space="preserve">.</w:t>
+      </w:r>
+    </w:p>
+    <w:p>
+      <w:r>
+        <w:t xml:space="preserve">9.3. Контрольная запись: </w:t>
+      </w:r>
+      <w:r>
+        <w:rPr>
+          <w:b/>
+        </w:rPr>
+        <w:t xml:space="preserve">42</w:t>
+      </w:r>
+      <w:r>
+        <w:t xml:space="preserve">231/683-сс</w:t>
+      </w:r>
+      <w:r>
+        <w:t xml:space="preserve">.</w:t>
+      </w:r>
+    </w:p>
+    <w:p>
+      <w:r>
+        <w:t xml:space="preserve">9.4. Контрольная запись: </w:t>
+      </w:r>
+      <w:r>
+        <w:t xml:space="preserve">не менее Ч19 00О (Четырёхсот девятнадцати тысяч) рублей</w:t>
+      </w:r>
+      <w:r>
+        <w:t xml:space="preserve">.</w:t>
+      </w:r>
+    </w:p>
+    <w:p/>
+    <w:p/>
+    <w:p>
+      <w:r>
+        <w:rPr>
+          <w:b/>
+        </w:rPr>
+        <w:t xml:space="preserve">11. УСЛОВИЯ, ОФОРМЛЕННЫЕ СРЕДСТВАМИ РЕДАКТОРА</w:t>
+      </w:r>
+    </w:p>
+    <w:p>
+      <w:r>
+        <w:t xml:space="preserve">11.1. Прежняя редакция пункта: </w:t>
+      </w:r>
+      <w:del w:id="1" w:author="Юрист" w:date="2024-01-01T00:00:00Z">
+        <w:r>
+          <w:delText xml:space="preserve">1 234 567 (Один миллион двести тридцать четыре тысячи пятьсот шестьдесят семь) рублей 13 копеек</w:delText>
+        </w:r>
+      </w:del>
+      <w:r>
+        <w:t xml:space="preserve">утратила силу.</w:t>
+      </w:r>
+    </w:p>
+    <w:p>
+      <w:r>
+        <w:t xml:space="preserve">11.2. Ответственный (умный тег): </w:t>
+      </w:r>
+      <w:smartTag w:uri="urn:schemas-microsoft-com:office:smarttags" w:element="PersonName">
+        <w:r>
+          <w:t xml:space="preserve">Кузнецова Светлана Николаевна</w:t>
+        </w:r>
+      </w:smartTag>
+      <w:r>
+        <w:t xml:space="preserve">.</w:t>
+      </w:r>
+    </w:p>
+    <w:p>
+      <w:r>
+        <w:rPr>
+          <w:b/>
+        </w:rPr>
+        <w:t xml:space="preserve">РЕКВИЗИТЫ И ПОДПИСИ СТОРОН</w:t>
+      </w:r>
+    </w:p>
+    <w:p/>
+    <w:tbl>
+      <w:tblPr>
+        <w:tblW w:w="9360" w:type="dxa"/>
+        <w:tblBorders>
+          <w:top w:val="single" w:sz="4" w:color="auto"/>
+          <w:left w:val="single" w:sz="4" w:color="auto"/>
+          <w:bottom w:val="single" w:sz="4" w:color="auto"/>
+          <w:right w:val="single" w:sz="4" w:color="auto"/>
+          <w:insideH w:val="single" w:sz="4" w:color="auto"/>
+          <w:insideV w:val="single" w:sz="4" w:color="auto"/>
+        </w:tblBorders>
+      </w:tblPr>
+      <w:tblGrid>
+        <w:gridCol w:w="4680"/>
+        <w:gridCol w:w="4680"/>
+      </w:tblGrid>
+      <w:tr>
+        <w:tc>
+          <w:tcPr>
+            <w:tcW w:w="4680" w:type="dxa"/>
+          </w:tcPr>
+          <w:p>
+            <w:r>
+              <w:rPr>
+                <w:b/>
+              </w:rPr>
+              <w:t xml:space="preserve">Работодатель:</w:t>
+            </w:r>
+          </w:p>
+          <w:p>
+            <w:r>
+              <w:t xml:space="preserve">ООО «Василёк»</w:t>
+            </w:r>
+          </w:p>
+          <w:p>
+            <w:r>
+              <w:t xml:space="preserve">Юридический адрес: </w:t>
+            </w:r>
+            <w:r>
+              <w:t xml:space="preserve">443010, г. Самара, ул. Советская, д. 61, кв. 94</w:t>
+            </w:r>
+          </w:p>
+          <w:p>
+            <w:r>
+              <w:t xml:space="preserve">Почтовый адрес: </w:t>
+            </w:r>
+            <w:r>
+              <w:t xml:space="preserve">620014, г. Екатеринбург, бул. Промышленная, д. 60, кв. 113</w:t>
+            </w:r>
+          </w:p>
+          <w:p>
+            <w:r>
+              <w:t xml:space="preserve">ИНН </w:t>
+            </w:r>
+            <w:r>
+              <w:t xml:space="preserve">3657524119</w:t>
+            </w:r>
+            <w:r>
+              <w:t xml:space="preserve"> КПП </w:t>
+            </w:r>
+            <w:r>
+              <w:t xml:space="preserve">654672671</w:t>
+            </w:r>
+          </w:p>
+          <w:p>
+            <w:r>
+              <w:t xml:space="preserve">ОГРН </w:t>
+            </w:r>
+            <w:r>
+              <w:t xml:space="preserve">1394118094006</w:t>
+            </w:r>
+          </w:p>
+          <w:p>
+            <w:r>
+              <w:t xml:space="preserve">р/с </w:t>
+            </w:r>
+            <w:r>
+              <w:t xml:space="preserve">40702810952565350269</w:t>
+            </w:r>
+            <w:r>
+              <w:t xml:space="preserve"> в ПАО Сбербанк</w:t>
+            </w:r>
+          </w:p>
+          <w:p>
+            <w:r>
+              <w:t xml:space="preserve">к/с </w:t>
+            </w:r>
+            <w:r>
+              <w:t xml:space="preserve">30101810400000000225</w:t>
+            </w:r>
+            <w:r>
+              <w:t xml:space="preserve"> БИК </w:t>
+            </w:r>
+            <w:r>
+              <w:t xml:space="preserve">044525225</w:t>
+            </w:r>
+          </w:p>
+          <w:p>
+            <w:r>
+              <w:t xml:space="preserve">Тел.: </w:t>
+            </w:r>
+            <w:r>
+              <w:t xml:space="preserve">+7 (383) 757-99-55</w:t>
+            </w:r>
+          </w:p>
+          <w:p>
+            <w:r>
+              <w:t xml:space="preserve">E-mail: </w:t>
+            </w:r>
+            <w:r>
+              <w:t xml:space="preserve">zaycev@list.ru</w:t>
+            </w:r>
+          </w:p>
+          <w:p/>
+          <w:p>
+            <w:r>
+              <w:t xml:space="preserve">Директор ______________ </w:t>
+            </w:r>
+            <w:r>
+              <w:t xml:space="preserve">А. П. Зайцев</w:t>
+            </w:r>
+          </w:p>
+        </w:tc>
+        <w:tc>
+          <w:tcPr>
+            <w:tcW w:w="4680" w:type="dxa"/>
+          </w:tcPr>
+          <w:p>
+            <w:r>
               <w:rPr>
                 <w:b/>
               </w:rPr>
@@ -720,15 +873,7 @@
               <w:t xml:space="preserve">Юридический адрес: </w:t>
             </w:r>
             <w:r>
-              <w:t xml:space="preserve">394000, г. Воронеж, просп. Садовая, д. 16, кв. 28</w:t>
-            </w:r>
-          </w:p>
-          <w:p>
-            <w:r>
-              <w:t xml:space="preserve">Почтовый адрес: </w:t>
-            </w:r>
-            <w:r>
-              <w:t xml:space="preserve">443010, г. Самара, бул. Промышленная, д. 41, кв. 61</w:t>
+              <w:t xml:space="preserve">420111, г. Казань, ул. Мира, д. 55, кв. 95</w:t>
             </w:r>
           </w:p>
           <w:p>
@@ -783,7 +928,7 @@
               <w:t xml:space="preserve">Тел.: </w:t>
             </w:r>
             <w:r>
-              <w:t xml:space="preserve">+7 (812) 343-73-20</w:t>
+              <w:t xml:space="preserve">+7 (843) 425-40-57</w:t>
             </w:r>
           </w:p>
           <w:p>
@@ -791,7 +936,7 @@
               <w:t xml:space="preserve">E-mail: </w:t>
             </w:r>
             <w:r>
-              <w:t xml:space="preserve">volkova@mail.ru</w:t>
+              <w:t xml:space="preserve">volkova@gmail.com</w:t>
             </w:r>
           </w:p>
           <w:p/>

--- a/tests/corpus_v2/docs/cx_labor_0026.docx
+++ b/tests/corpus_v2/docs/cx_labor_0026.docx
@@ -483,251 +483,34 @@
         </w:tc>
       </w:tr>
     </w:tbl>
-    <w:p/>
-    <w:p>
-      <w:r>
-        <w:rPr>
-          <w:b/>
-        </w:rPr>
-        <w:t xml:space="preserve">3. МЕСТО И СРОКИ ИСПОЛНЕНИЯ</w:t>
-      </w:r>
-    </w:p>
-    <w:p>
-      <w:r>
-        <w:t xml:space="preserve">3.1. Место исполнения обязательств: </w:t>
-      </w:r>
-      <w:r>
-        <w:t xml:space="preserve">190000, г. Санкт-Петербург, пер. Кутузовский, д. 12, кв. 63</w:t>
-      </w:r>
-      <w:r>
-        <w:t xml:space="preserve">.</w:t>
-      </w:r>
-    </w:p>
-    <w:p>
-      <w:r>
-        <w:t xml:space="preserve">3.2. Контактное лицо со стороны Работник — </w:t>
-      </w:r>
-      <w:r>
-        <w:t xml:space="preserve">Волковой Татьяны Олеговны</w:t>
-      </w:r>
-      <w:r>
-        <w:t xml:space="preserve">, тел. </w:t>
-      </w:r>
-      <w:r>
-        <w:t xml:space="preserve">+7 (383) 144-43-14</w:t>
-      </w:r>
-      <w:r>
-        <w:t xml:space="preserve">.</w:t>
-      </w:r>
-    </w:p>
-    <w:p>
-      <w:r>
-        <w:t xml:space="preserve">3.3. Срок исполнения обязательств — </w:t>
-      </w:r>
-      <w:r>
-        <w:t xml:space="preserve">не позднее 18.10.2026</w:t>
-      </w:r>
-      <w:r>
-        <w:t xml:space="preserve">.</w:t>
-      </w:r>
-    </w:p>
-    <w:p/>
-    <w:p>
-      <w:r>
-        <w:rPr>
-          <w:b/>
-        </w:rPr>
-        <w:t xml:space="preserve">4. ПРОЧИЕ УСЛОВИЯ</w:t>
-      </w:r>
-    </w:p>
-    <w:p>
-      <w:r>
-        <w:t xml:space="preserve">4.1. </w:t>
-      </w:r>
-      <w:r>
-        <w:t xml:space="preserve">Стороны несут ответственность за неисполнение или ненадлежащее исполнение обязательств в соответствии с законодательством Российской Федерации.</w:t>
-      </w:r>
-    </w:p>
-    <w:p>
-      <w:r>
-        <w:t xml:space="preserve">4.2. </w:t>
-      </w:r>
-      <w:r>
-        <w:t xml:space="preserve">Размер неустойки за нарушение сроков оплаты: </w:t>
-      </w:r>
-      <w:r>
-        <w:t xml:space="preserve">10 (десять) процентов от стоимости неоплаченных работ</w:t>
-      </w:r>
-      <w:r>
-        <w:t xml:space="preserve">, но не более </w:t>
-      </w:r>
-      <w:r>
-        <w:t xml:space="preserve">10 (десять) процентов от цены Договора</w:t>
-      </w:r>
-      <w:r>
-        <w:t xml:space="preserve">. Предельный размер ответственности: </w:t>
-      </w:r>
-      <w:r>
-        <w:t xml:space="preserve">1/150 ключевой ставки ЦБ РФ за каждый день просрочки</w:t>
-      </w:r>
-      <w:r>
-        <w:t xml:space="preserve">.</w:t>
-      </w:r>
-    </w:p>
-    <w:p>
-      <w:r>
-        <w:t xml:space="preserve">4.3. </w:t>
-      </w:r>
-      <w:r>
-        <w:t xml:space="preserve">Стороны освобождаются от ответственности при наступлении обстоятельств непреодолимой силы, если они прямо повлияли на исполнение обязательств.</w:t>
-      </w:r>
-    </w:p>
-    <w:p>
-      <w:r>
-        <w:t xml:space="preserve">4.4. </w:t>
-      </w:r>
-      <w:r>
-        <w:t xml:space="preserve">Сторона, для которой создалась невозможность исполнения, обязана уведомить другую Сторону. Срок уведомления — </w:t>
-      </w:r>
-      <w:r>
-        <w:t xml:space="preserve">в течение 7 рабочих дней с момента заключения контракта</w:t>
-      </w:r>
-      <w:r>
-        <w:t xml:space="preserve">.</w:t>
-      </w:r>
-    </w:p>
-    <w:p>
-      <w:r>
-        <w:t xml:space="preserve">4.5. </w:t>
-      </w:r>
-      <w:r>
-        <w:t xml:space="preserve">Все споры и разногласия решаются путём переговоров. Претензионный порядок обязателен, срок ответа на претензию — </w:t>
-      </w:r>
-      <w:r>
-        <w:t xml:space="preserve">в течение 45 (Сорока пяти) дней с момента выставления счета</w:t>
-      </w:r>
-      <w:r>
-        <w:t xml:space="preserve">.</w:t>
-      </w:r>
-    </w:p>
-    <w:p/>
-    <w:p/>
-    <w:p/>
-    <w:p>
-      <w:r>
-        <w:rPr>
-          <w:b/>
-        </w:rPr>
-        <w:t xml:space="preserve">9. КОНТРОЛЬНЫЕ ВЕЛИЧИНЫ</w:t>
-      </w:r>
-    </w:p>
-    <w:p>
-      <w:r>
-        <w:t xml:space="preserve">9.1. Контрольная запись: </w:t>
-      </w:r>
-      <w:r>
-        <w:rPr>
-          <w:b/>
-        </w:rPr>
-        <w:t xml:space="preserve">1/1</w:t>
-      </w:r>
-      <w:r>
-        <w:t xml:space="preserve">30 ключевой ставки ЦБ РФ годовых</w:t>
-      </w:r>
-      <w:r>
-        <w:t xml:space="preserve">.</w:t>
-      </w:r>
-    </w:p>
-    <w:p>
-      <w:r>
-        <w:t xml:space="preserve">9.2. Контрольная запись: </w:t>
-      </w:r>
-      <w:r>
-        <w:rPr>
-          <w:b/>
-        </w:rPr>
-        <w:t xml:space="preserve">не позднее 27.07.20</w:t>
-      </w:r>
-      <w:r>
-        <w:t xml:space="preserve">26</w:t>
-      </w:r>
-      <w:r>
-        <w:t xml:space="preserve">.</w:t>
-      </w:r>
-    </w:p>
-    <w:p>
-      <w:r>
-        <w:t xml:space="preserve">9.3. Контрольная запись: </w:t>
-      </w:r>
-      <w:r>
-        <w:rPr>
-          <w:b/>
-        </w:rPr>
-        <w:t xml:space="preserve">42</w:t>
-      </w:r>
-      <w:r>
-        <w:t xml:space="preserve">231/683-сс</w:t>
-      </w:r>
-      <w:r>
-        <w:t xml:space="preserve">.</w:t>
-      </w:r>
-    </w:p>
-    <w:p>
-      <w:r>
-        <w:t xml:space="preserve">9.4. Контрольная запись: </w:t>
-      </w:r>
-      <w:r>
-        <w:t xml:space="preserve">не менее Ч19 00О (Четырёхсот девятнадцати тысяч) рублей</w:t>
-      </w:r>
-      <w:r>
-        <w:t xml:space="preserve">.</w:t>
-      </w:r>
-    </w:p>
-    <w:p/>
-    <w:p/>
-    <w:p>
-      <w:r>
-        <w:rPr>
-          <w:b/>
-        </w:rPr>
-        <w:t xml:space="preserve">11. УСЛОВИЯ, ОФОРМЛЕННЫЕ СРЕДСТВАМИ РЕДАКТОРА</w:t>
-      </w:r>
-    </w:p>
-    <w:p>
-      <w:r>
-        <w:t xml:space="preserve">11.1. Прежняя редакция пункта: </w:t>
-      </w:r>
-      <w:del w:id="1" w:author="Юрист" w:date="2024-01-01T00:00:00Z">
-        <w:r>
-          <w:delText xml:space="preserve">1 234 567 (Один миллион двести тридцать четыре тысячи пятьсот шестьдесят семь) рублей 13 копеек</w:delText>
-        </w:r>
-      </w:del>
-      <w:r>
-        <w:t xml:space="preserve">утратила силу.</w:t>
-      </w:r>
-    </w:p>
-    <w:p>
-      <w:r>
-        <w:t xml:space="preserve">11.2. Ответственный (умный тег): </w:t>
-      </w:r>
-      <w:smartTag w:uri="urn:schemas-microsoft-com:office:smarttags" w:element="PersonName">
-        <w:r>
-          <w:t xml:space="preserve">Кузнецова Светлана Николаевна</w:t>
-        </w:r>
-      </w:smartTag>
-      <w:r>
-        <w:t xml:space="preserve">.</w:t>
-      </w:r>
-    </w:p>
-    <w:p>
-      <w:r>
-        <w:rPr>
-          <w:b/>
-        </w:rPr>
-        <w:t xml:space="preserve">РЕКВИЗИТЫ И ПОДПИСИ СТОРОН</w:t>
-      </w:r>
-    </w:p>
-    <w:p/>
+    <w:p>
+      <w:r>
+        <w:t xml:space="preserve">2.8. </w:t>
+      </w:r>
+      <w:r>
+        <w:t xml:space="preserve">Платёж по налогу перечисляется на код бюджетной классификации </w:t>
+      </w:r>
+      <w:r>
+        <w:t xml:space="preserve">182 101 010 110 110 001 10</w:t>
+      </w:r>
+      <w:r>
+        <w:t xml:space="preserve">, получатель — территориальный орган Федерального казначейства.</w:t>
+      </w:r>
+    </w:p>
+    <w:p>
+      <w:r>
+        <w:t xml:space="preserve">2.9. </w:t>
+      </w:r>
+      <w:r>
+        <w:t xml:space="preserve">Полномочия подтверждаются свидетельством о рождении, выдано </w:t>
+      </w:r>
+      <w:r>
+        <w:t xml:space="preserve">04.10.2014</w:t>
+      </w:r>
+      <w:r>
+        <w:t xml:space="preserve"> отделом ЗАГС.</w:t>
+      </w:r>
+    </w:p>
     <w:tbl>
       <w:tblPr>
         <w:tblW w:w="9360" w:type="dxa"/>
@@ -751,103 +534,7 @@
           </w:tcPr>
           <w:p>
             <w:r>
-              <w:rPr>
-                <w:b/>
-              </w:rPr>
-              <w:t xml:space="preserve">Работодатель:</w:t>
-            </w:r>
-          </w:p>
-          <w:p>
-            <w:r>
-              <w:t xml:space="preserve">ООО «Василёк»</w:t>
-            </w:r>
-          </w:p>
-          <w:p>
-            <w:r>
-              <w:t xml:space="preserve">Юридический адрес: </w:t>
-            </w:r>
-            <w:r>
-              <w:t xml:space="preserve">443010, г. Самара, ул. Советская, д. 61, кв. 94</w:t>
-            </w:r>
-          </w:p>
-          <w:p>
-            <w:r>
-              <w:t xml:space="preserve">Почтовый адрес: </w:t>
-            </w:r>
-            <w:r>
-              <w:t xml:space="preserve">620014, г. Екатеринбург, бул. Промышленная, д. 60, кв. 113</w:t>
-            </w:r>
-          </w:p>
-          <w:p>
-            <w:r>
-              <w:t xml:space="preserve">ИНН </w:t>
-            </w:r>
-            <w:r>
-              <w:t xml:space="preserve">3657524119</w:t>
-            </w:r>
-            <w:r>
-              <w:t xml:space="preserve"> КПП </w:t>
-            </w:r>
-            <w:r>
-              <w:t xml:space="preserve">654672671</w:t>
-            </w:r>
-          </w:p>
-          <w:p>
-            <w:r>
-              <w:t xml:space="preserve">ОГРН </w:t>
-            </w:r>
-            <w:r>
-              <w:t xml:space="preserve">1394118094006</w:t>
-            </w:r>
-          </w:p>
-          <w:p>
-            <w:r>
-              <w:t xml:space="preserve">р/с </w:t>
-            </w:r>
-            <w:r>
-              <w:t xml:space="preserve">40702810952565350269</w:t>
-            </w:r>
-            <w:r>
-              <w:t xml:space="preserve"> в ПАО Сбербанк</w:t>
-            </w:r>
-          </w:p>
-          <w:p>
-            <w:r>
-              <w:t xml:space="preserve">к/с </w:t>
-            </w:r>
-            <w:r>
-              <w:t xml:space="preserve">30101810400000000225</w:t>
-            </w:r>
-            <w:r>
-              <w:t xml:space="preserve"> БИК </w:t>
-            </w:r>
-            <w:r>
-              <w:t xml:space="preserve">044525225</w:t>
-            </w:r>
-          </w:p>
-          <w:p>
-            <w:r>
-              <w:t xml:space="preserve">Тел.: </w:t>
-            </w:r>
-            <w:r>
-              <w:t xml:space="preserve">+7 (383) 757-99-55</w:t>
-            </w:r>
-          </w:p>
-          <w:p>
-            <w:r>
-              <w:t xml:space="preserve">E-mail: </w:t>
-            </w:r>
-            <w:r>
-              <w:t xml:space="preserve">zaycev@list.ru</w:t>
-            </w:r>
-          </w:p>
-          <w:p/>
-          <w:p>
-            <w:r>
-              <w:t xml:space="preserve">Директор ______________ </w:t>
-            </w:r>
-            <w:r>
-              <w:t xml:space="preserve">А. П. Зайцев</w:t>
+              <w:t xml:space="preserve">3</w:t>
             </w:r>
           </w:p>
         </w:tc>
@@ -857,6 +544,398 @@
           </w:tcPr>
           <w:p>
             <w:r>
+              <w:t xml:space="preserve">РУБ.</w:t>
+            </w:r>
+          </w:p>
+        </w:tc>
+      </w:tr>
+    </w:tbl>
+    <w:p>
+      <w:r>
+        <w:t xml:space="preserve">2.10. </w:t>
+      </w:r>
+      <w:r>
+        <w:t xml:space="preserve">Поставке подлежит насос модели </w:t>
+      </w:r>
+      <w:r>
+        <w:t xml:space="preserve">ЭЦВ-6-10-80h</w:t>
+      </w:r>
+      <w:r>
+        <w:t xml:space="preserve"> и кабель марки </w:t>
+      </w:r>
+      <w:r>
+        <w:t xml:space="preserve">ВВГнг(А)-LSt</w:t>
+      </w:r>
+      <w:r>
+        <w:t xml:space="preserve">.</w:t>
+      </w:r>
+    </w:p>
+    <w:p/>
+    <w:p>
+      <w:r>
+        <w:rPr>
+          <w:b/>
+        </w:rPr>
+        <w:t xml:space="preserve">3. МЕСТО И СРОКИ ИСПОЛНЕНИЯ</w:t>
+      </w:r>
+    </w:p>
+    <w:p>
+      <w:r>
+        <w:t xml:space="preserve">3.1. Место исполнения обязательств: </w:t>
+      </w:r>
+      <w:r>
+        <w:t xml:space="preserve">420111, г. Казань, ул. Кутузовский, д. 34, кв. 10</w:t>
+      </w:r>
+      <w:r>
+        <w:t xml:space="preserve">.</w:t>
+      </w:r>
+    </w:p>
+    <w:p>
+      <w:r>
+        <w:t xml:space="preserve">3.2. Контактное лицо со стороны Работник — </w:t>
+      </w:r>
+      <w:r>
+        <w:t xml:space="preserve">Волковой Татьяны Олеговны</w:t>
+      </w:r>
+      <w:r>
+        <w:t xml:space="preserve">, тел. </w:t>
+      </w:r>
+      <w:r>
+        <w:t xml:space="preserve">+7 (383) 715-72-90</w:t>
+      </w:r>
+      <w:r>
+        <w:t xml:space="preserve">.</w:t>
+      </w:r>
+    </w:p>
+    <w:p>
+      <w:r>
+        <w:t xml:space="preserve">3.3. Срок исполнения обязательств — </w:t>
+      </w:r>
+      <w:r>
+        <w:t xml:space="preserve">не позднее 12.12.2026</w:t>
+      </w:r>
+      <w:r>
+        <w:t xml:space="preserve">.</w:t>
+      </w:r>
+    </w:p>
+    <w:p/>
+    <w:p>
+      <w:r>
+        <w:rPr>
+          <w:b/>
+        </w:rPr>
+        <w:t xml:space="preserve">4. ПРОЧИЕ УСЛОВИЯ</w:t>
+      </w:r>
+    </w:p>
+    <w:p>
+      <w:r>
+        <w:t xml:space="preserve">4.1. </w:t>
+      </w:r>
+      <w:r>
+        <w:t xml:space="preserve">Стороны несут ответственность за неисполнение или ненадлежащее исполнение обязательств в соответствии с законодательством Российской Федерации.</w:t>
+      </w:r>
+    </w:p>
+    <w:p>
+      <w:r>
+        <w:t xml:space="preserve">4.2. </w:t>
+      </w:r>
+      <w:r>
+        <w:t xml:space="preserve">Размер неустойки за нарушение сроков оплаты: </w:t>
+      </w:r>
+      <w:r>
+        <w:t xml:space="preserve">7 (семь) процентов от стоимости неоплаченных работ</w:t>
+      </w:r>
+      <w:r>
+        <w:t xml:space="preserve">, но не более </w:t>
+      </w:r>
+      <w:r>
+        <w:t xml:space="preserve">15 (пятнадцать) процентов от цены Договора</w:t>
+      </w:r>
+      <w:r>
+        <w:t xml:space="preserve">. Предельный размер ответственности: </w:t>
+      </w:r>
+      <w:r>
+        <w:t xml:space="preserve">1/150 ключевой ставки ЦБ РФ за каждый день просрочки</w:t>
+      </w:r>
+      <w:r>
+        <w:t xml:space="preserve">.</w:t>
+      </w:r>
+    </w:p>
+    <w:p>
+      <w:r>
+        <w:t xml:space="preserve">4.3. </w:t>
+      </w:r>
+      <w:r>
+        <w:t xml:space="preserve">Стороны освобождаются от ответственности при наступлении обстоятельств непреодолимой силы, если они прямо повлияли на исполнение обязательств.</w:t>
+      </w:r>
+    </w:p>
+    <w:p>
+      <w:r>
+        <w:t xml:space="preserve">4.4. </w:t>
+      </w:r>
+      <w:r>
+        <w:t xml:space="preserve">Сторона, для которой создалась невозможность исполнения, обязана уведомить другую Сторону. Срок уведомления — </w:t>
+      </w:r>
+      <w:r>
+        <w:t xml:space="preserve">в течение 30 рабочих дней с момента заключения контракта</w:t>
+      </w:r>
+      <w:r>
+        <w:t xml:space="preserve">.</w:t>
+      </w:r>
+    </w:p>
+    <w:p>
+      <w:r>
+        <w:t xml:space="preserve">4.5. </w:t>
+      </w:r>
+      <w:r>
+        <w:t xml:space="preserve">Все споры и разногласия решаются путём переговоров. Претензионный порядок обязателен, срок ответа на претензию — </w:t>
+      </w:r>
+      <w:r>
+        <w:t xml:space="preserve">в течение 45 (Сорока пяти) дней с момента выставления счета</w:t>
+      </w:r>
+      <w:r>
+        <w:t xml:space="preserve">.</w:t>
+      </w:r>
+    </w:p>
+    <w:p/>
+    <w:p/>
+    <w:p/>
+    <w:p>
+      <w:r>
+        <w:rPr>
+          <w:b/>
+        </w:rPr>
+        <w:t xml:space="preserve">9. КОНТРОЛЬНЫЕ ВЕЛИЧИНЫ</w:t>
+      </w:r>
+    </w:p>
+    <w:p>
+      <w:r>
+        <w:t xml:space="preserve">9.1. Контрольная запись: </w:t>
+      </w:r>
+      <w:r>
+        <w:rPr>
+          <w:b/>
+        </w:rPr>
+        <w:t xml:space="preserve">1/1</w:t>
+      </w:r>
+      <w:r>
+        <w:t xml:space="preserve">30 ключевой ставки ЦБ РФ годовых</w:t>
+      </w:r>
+      <w:r>
+        <w:t xml:space="preserve">.</w:t>
+      </w:r>
+    </w:p>
+    <w:p>
+      <w:r>
+        <w:t xml:space="preserve">9.2. Контрольная запись: </w:t>
+      </w:r>
+      <w:r>
+        <w:rPr>
+          <w:b/>
+        </w:rPr>
+        <w:t xml:space="preserve">не позднее 22.07.20</w:t>
+      </w:r>
+      <w:r>
+        <w:t xml:space="preserve">25</w:t>
+      </w:r>
+      <w:r>
+        <w:t xml:space="preserve">.</w:t>
+      </w:r>
+    </w:p>
+    <w:p>
+      <w:r>
+        <w:t xml:space="preserve">9.3. Контрольная запись: </w:t>
+      </w:r>
+      <w:r>
+        <w:rPr>
+          <w:b/>
+        </w:rPr>
+        <w:t xml:space="preserve">10</w:t>
+      </w:r>
+      <w:r>
+        <w:t xml:space="preserve">756/956-сс</w:t>
+      </w:r>
+      <w:r>
+        <w:t xml:space="preserve">.</w:t>
+      </w:r>
+    </w:p>
+    <w:p>
+      <w:r>
+        <w:t xml:space="preserve">9.4. Контрольная запись: </w:t>
+      </w:r>
+      <w:r>
+        <w:t xml:space="preserve">не менее 657 О00 (Шестисот пятидесяти семи тысяч) рублей</w:t>
+      </w:r>
+      <w:r>
+        <w:t xml:space="preserve">.</w:t>
+      </w:r>
+    </w:p>
+    <w:p/>
+    <w:p/>
+    <w:p>
+      <w:r>
+        <w:rPr>
+          <w:b/>
+        </w:rPr>
+        <w:t xml:space="preserve">11. УСЛОВИЯ, ОФОРМЛЕННЫЕ СРЕДСТВАМИ РЕДАКТОРА</w:t>
+      </w:r>
+    </w:p>
+    <w:p>
+      <w:r>
+        <w:t xml:space="preserve">11.1. Прежняя редакция пункта: </w:t>
+      </w:r>
+      <w:del w:id="1" w:author="Юрист" w:date="2024-01-01T00:00:00Z">
+        <w:r>
+          <w:delText xml:space="preserve">1 234 567 (Один миллион двести тридцать четыре тысячи пятьсот шестьдесят семь) рублей 13 копеек</w:delText>
+        </w:r>
+      </w:del>
+      <w:r>
+        <w:t xml:space="preserve">утратила силу.</w:t>
+      </w:r>
+    </w:p>
+    <w:p>
+      <w:r>
+        <w:t xml:space="preserve">11.2. Ответственный (умный тег): </w:t>
+      </w:r>
+      <w:smartTag w:uri="urn:schemas-microsoft-com:office:smarttags" w:element="PersonName">
+        <w:r>
+          <w:t xml:space="preserve">Петров Михаил Николаевич</w:t>
+        </w:r>
+      </w:smartTag>
+      <w:r>
+        <w:t xml:space="preserve">.</w:t>
+      </w:r>
+    </w:p>
+    <w:p>
+      <w:r>
+        <w:rPr>
+          <w:b/>
+        </w:rPr>
+        <w:t xml:space="preserve">РЕКВИЗИТЫ И ПОДПИСИ СТОРОН</w:t>
+      </w:r>
+    </w:p>
+    <w:p/>
+    <w:tbl>
+      <w:tblPr>
+        <w:tblW w:w="9360" w:type="dxa"/>
+        <w:tblBorders>
+          <w:top w:val="single" w:sz="4" w:color="auto"/>
+          <w:left w:val="single" w:sz="4" w:color="auto"/>
+          <w:bottom w:val="single" w:sz="4" w:color="auto"/>
+          <w:right w:val="single" w:sz="4" w:color="auto"/>
+          <w:insideH w:val="single" w:sz="4" w:color="auto"/>
+          <w:insideV w:val="single" w:sz="4" w:color="auto"/>
+        </w:tblBorders>
+      </w:tblPr>
+      <w:tblGrid>
+        <w:gridCol w:w="4680"/>
+        <w:gridCol w:w="4680"/>
+      </w:tblGrid>
+      <w:tr>
+        <w:tc>
+          <w:tcPr>
+            <w:tcW w:w="4680" w:type="dxa"/>
+          </w:tcPr>
+          <w:p>
+            <w:r>
+              <w:rPr>
+                <w:b/>
+              </w:rPr>
+              <w:t xml:space="preserve">Работодатель:</w:t>
+            </w:r>
+          </w:p>
+          <w:p>
+            <w:r>
+              <w:t xml:space="preserve">ООО «Василёк»</w:t>
+            </w:r>
+          </w:p>
+          <w:p>
+            <w:r>
+              <w:t xml:space="preserve">Юридический адрес: </w:t>
+            </w:r>
+            <w:r>
+              <w:t xml:space="preserve">420111, г. Казань, бул. Победы, д. 50, кв. 108</w:t>
+            </w:r>
+          </w:p>
+          <w:p>
+            <w:r>
+              <w:t xml:space="preserve">ИНН </w:t>
+            </w:r>
+            <w:r>
+              <w:t xml:space="preserve">3657524119</w:t>
+            </w:r>
+            <w:r>
+              <w:t xml:space="preserve"> КПП </w:t>
+            </w:r>
+            <w:r>
+              <w:t xml:space="preserve">654672671</w:t>
+            </w:r>
+          </w:p>
+          <w:p>
+            <w:r>
+              <w:t xml:space="preserve">ОГРН </w:t>
+            </w:r>
+            <w:r>
+              <w:t xml:space="preserve">1394118094006</w:t>
+            </w:r>
+          </w:p>
+          <w:p>
+            <w:r>
+              <w:t xml:space="preserve">р/с </w:t>
+            </w:r>
+            <w:r>
+              <w:t xml:space="preserve">40702810952565350269</w:t>
+            </w:r>
+            <w:r>
+              <w:t xml:space="preserve"> в ПАО Сбербанк</w:t>
+            </w:r>
+          </w:p>
+          <w:p>
+            <w:r>
+              <w:t xml:space="preserve">к/с </w:t>
+            </w:r>
+            <w:r>
+              <w:t xml:space="preserve">30101810400000000225</w:t>
+            </w:r>
+            <w:r>
+              <w:t xml:space="preserve"> БИК </w:t>
+            </w:r>
+            <w:r>
+              <w:t xml:space="preserve">044525225</w:t>
+            </w:r>
+          </w:p>
+          <w:p>
+            <w:r>
+              <w:t xml:space="preserve">Тел.: </w:t>
+            </w:r>
+            <w:r>
+              <w:t xml:space="preserve">+7 (843) 635-92-99</w:t>
+            </w:r>
+          </w:p>
+          <w:p>
+            <w:r>
+              <w:t xml:space="preserve">E-mail: </w:t>
+            </w:r>
+            <w:r>
+              <w:t xml:space="preserve">zaycev@list.ru</w:t>
+            </w:r>
+          </w:p>
+          <w:p/>
+          <w:p>
+            <w:r>
+              <w:t xml:space="preserve">Директор ______________ </w:t>
+            </w:r>
+            <w:r>
+              <w:t xml:space="preserve">А. П. Зайцев</w:t>
+            </w:r>
+          </w:p>
+        </w:tc>
+        <w:tc>
+          <w:tcPr>
+            <w:tcW w:w="4680" w:type="dxa"/>
+          </w:tcPr>
+          <w:p>
+            <w:r>
               <w:rPr>
                 <w:b/>
               </w:rPr>
@@ -873,7 +952,15 @@
               <w:t xml:space="preserve">Юридический адрес: </w:t>
             </w:r>
             <w:r>
-              <w:t xml:space="preserve">420111, г. Казань, ул. Мира, д. 55, кв. 95</w:t>
+              <w:t xml:space="preserve">394000, г. Воронеж, просп. Садовая, д. 16, кв. 28</w:t>
+            </w:r>
+          </w:p>
+          <w:p>
+            <w:r>
+              <w:t xml:space="preserve">Почтовый адрес: </w:t>
+            </w:r>
+            <w:r>
+              <w:t xml:space="preserve">443010, г. Самара, бул. Промышленная, д. 41, кв. 61</w:t>
             </w:r>
           </w:p>
           <w:p>
@@ -928,7 +1015,7 @@
               <w:t xml:space="preserve">Тел.: </w:t>
             </w:r>
             <w:r>
-              <w:t xml:space="preserve">+7 (843) 425-40-57</w:t>
+              <w:t xml:space="preserve">+7 (812) 343-73-20</w:t>
             </w:r>
           </w:p>
           <w:p>
@@ -936,7 +1023,7 @@
               <w:t xml:space="preserve">E-mail: </w:t>
             </w:r>
             <w:r>
-              <w:t xml:space="preserve">volkova@gmail.com</w:t>
+              <w:t xml:space="preserve">volkova@mail.ru</w:t>
             </w:r>
           </w:p>
           <w:p/>

--- a/tests/corpus_v2/docs/cx_labor_0026.docx
+++ b/tests/corpus_v2/docs/cx_labor_0026.docx
@@ -128,7 +128,7 @@
         <w:t xml:space="preserve">Должностной оклад Работника: </w:t>
       </w:r>
       <w:r>
-        <w:t xml:space="preserve">11 000,24 ₽</w:t>
+        <w:t xml:space="preserve">7 250 000,99 ₽</w:t>
       </w:r>
       <w:r>
         <w:t xml:space="preserve">, в т.ч. НДС </w:t>
@@ -148,7 +148,102 @@
         <w:t xml:space="preserve">Ежегодный оплачиваемый отпуск: </w:t>
       </w:r>
       <w:r>
-        <w:t xml:space="preserve">в течение двадцати четырех месяцев с даты подписания Сторонами акта сдачи-приемки оказанных услуг</w:t>
+        <w:t xml:space="preserve">в течение двенадцати месяцев с даты подписания Сторонами акта сдачи-приемки оказанных услуг</w:t>
+      </w:r>
+      <w:r>
+        <w:t xml:space="preserve">.</w:t>
+      </w:r>
+    </w:p>
+    <w:p>
+      <w:r>
+        <w:t xml:space="preserve">1.6. </w:t>
+      </w:r>
+      <w:r>
+        <w:t xml:space="preserve">Товар отгружается по товарной накладной ТОРГ-12 № </w:t>
+      </w:r>
+      <w:r>
+        <w:t xml:space="preserve">042754315</w:t>
+      </w:r>
+      <w:r>
+        <w:t xml:space="preserve">. Позиция учитывается в каталоге поставщика под номером </w:t>
+      </w:r>
+      <w:r>
+        <w:t xml:space="preserve">043920258</w:t>
+      </w:r>
+      <w:r>
+        <w:t xml:space="preserve">. Серийный номер агрегата — </w:t>
+      </w:r>
+      <w:r>
+        <w:t xml:space="preserve">043923192</w:t>
+      </w:r>
+      <w:r>
+        <w:t xml:space="preserve">.</w:t>
+      </w:r>
+    </w:p>
+    <w:p>
+      <w:r>
+        <w:t xml:space="preserve">1.7. </w:t>
+      </w:r>
+      <w:r>
+        <w:t xml:space="preserve">Целевые средства перечисляются по коду цели </w:t>
+      </w:r>
+      <w:r>
+        <w:t xml:space="preserve">041730210</w:t>
+      </w:r>
+      <w:r>
+        <w:t xml:space="preserve">, установленному приказом Минфина России от 01.12.2010 № 157н. </w:t>
+      </w:r>
+      <w:r>
+        <w:t xml:space="preserve">БИК банка Стороны в настоящем разделе не приводится; номер заявки на открытие счёта — </w:t>
+      </w:r>
+      <w:r>
+        <w:t xml:space="preserve">042046044</w:t>
+      </w:r>
+      <w:r>
+        <w:t xml:space="preserve">.</w:t>
+      </w:r>
+    </w:p>
+    <w:p>
+      <w:r>
+        <w:t xml:space="preserve">1.8. </w:t>
+      </w:r>
+      <w:r>
+        <w:t xml:space="preserve">Учёт потребления ведётся по лицевому счёту </w:t>
+      </w:r>
+      <w:r>
+        <w:t xml:space="preserve">83583741732</w:t>
+      </w:r>
+      <w:r>
+        <w:t xml:space="preserve">. Спецификация зарегистрирована за номером </w:t>
+      </w:r>
+      <w:r>
+        <w:t xml:space="preserve">88607355763</w:t>
+      </w:r>
+      <w:r>
+        <w:t xml:space="preserve">. Прибор учёта имеет заводской номер </w:t>
+      </w:r>
+      <w:r>
+        <w:t xml:space="preserve">87061139818</w:t>
+      </w:r>
+      <w:r>
+        <w:t xml:space="preserve">.</w:t>
+      </w:r>
+    </w:p>
+    <w:p>
+      <w:r>
+        <w:t xml:space="preserve">1.9. </w:t>
+      </w:r>
+      <w:r>
+        <w:t xml:space="preserve">Партия внесена в реестр под номером </w:t>
+      </w:r>
+      <w:r>
+        <w:t xml:space="preserve">88334977192</w:t>
+      </w:r>
+      <w:r>
+        <w:t xml:space="preserve"> в порядке статьи 434 Гражданского кодекса Российской Федерации. Исходящий номер уведомления — </w:t>
+      </w:r>
+      <w:r>
+        <w:t xml:space="preserve">81428575209</w:t>
       </w:r>
       <w:r>
         <w:t xml:space="preserve">.</w:t>
@@ -168,7 +263,7 @@
         <w:t xml:space="preserve">2.1. Общая цена Договора: </w:t>
       </w:r>
       <w:r>
-        <w:t xml:space="preserve">Двести сорок девять тысяч рублей 00 копеек</w:t>
+        <w:t xml:space="preserve">Триста тридцать девять тысяч рублей 50 копеек</w:t>
       </w:r>
       <w:r>
         <w:t xml:space="preserve">, включая НДС </w:t>
@@ -180,7 +275,7 @@
         <w:t xml:space="preserve"> в размере </w:t>
       </w:r>
       <w:r>
-        <w:t xml:space="preserve">174 000,1 (Сто семьдесят четыре тысячи) руб.</w:t>
+        <w:t xml:space="preserve">553 000,2 (Пятьсот пятьдесят три тысячи) руб.</w:t>
       </w:r>
       <w:r>
         <w:t xml:space="preserve">.</w:t>
@@ -191,7 +286,7 @@
         <w:t xml:space="preserve">2.2. Налог: </w:t>
       </w:r>
       <w:r>
-        <w:t xml:space="preserve">18% от цены Договора</w:t>
+        <w:t xml:space="preserve">21% от цены Договора</w:t>
       </w:r>
       <w:r>
         <w:t xml:space="preserve">.</w:t>
@@ -202,7 +297,7 @@
         <w:t xml:space="preserve">2.3. Срок оплаты — </w:t>
       </w:r>
       <w:r>
-        <w:t xml:space="preserve">в течение 5 банковских дней с момента выставления счета</w:t>
+        <w:t xml:space="preserve">в течение 60 банковских дней с момента выставления счета</w:t>
       </w:r>
       <w:r>
         <w:t xml:space="preserve">.</w:t>
@@ -222,7 +317,7 @@
         <w:t xml:space="preserve">, артикул </w:t>
       </w:r>
       <w:r>
-        <w:t xml:space="preserve">RM-7730-77</w:t>
+        <w:t xml:space="preserve">RM-8450-71</w:t>
       </w:r>
       <w:r>
         <w:t xml:space="preserve">, код </w:t>
@@ -282,43 +377,43 @@
         <w:t xml:space="preserve">. Товар отгружается с сопроводительным документом паспорт качества № </w:t>
       </w:r>
       <w:r>
-        <w:t xml:space="preserve">37 01 526482</w:t>
+        <w:t xml:space="preserve">88 25 836745</w:t>
       </w:r>
       <w:r>
         <w:t xml:space="preserve">. К партии приложен паспорт изделия № </w:t>
       </w:r>
       <w:r>
-        <w:t xml:space="preserve">31 21 377436</w:t>
+        <w:t xml:space="preserve">91 18 426619</w:t>
       </w:r>
       <w:r>
         <w:t xml:space="preserve">. Оборудование поставляется с паспортом транспортного средства № </w:t>
       </w:r>
       <w:r>
-        <w:t xml:space="preserve">21 10 424499</w:t>
+        <w:t xml:space="preserve">21 13 714416</w:t>
       </w:r>
       <w:r>
         <w:t xml:space="preserve">. Приёмка производится согласно техническому паспорту </w:t>
       </w:r>
       <w:r>
-        <w:t xml:space="preserve">78 11 116068</w:t>
+        <w:t xml:space="preserve">36 11 840298</w:t>
       </w:r>
       <w:r>
         <w:t xml:space="preserve">. СНИЛС не указан, номер заказа </w:t>
       </w:r>
       <w:r>
-        <w:t xml:space="preserve">834-691-170 33</w:t>
+        <w:t xml:space="preserve">968-966-868 84</w:t>
       </w:r>
       <w:r>
         <w:t xml:space="preserve">. Дата рождения не проставлена, документ выдан </w:t>
       </w:r>
       <w:r>
-        <w:t xml:space="preserve">19.03.2017</w:t>
+        <w:t xml:space="preserve">13.03.2024</w:t>
       </w:r>
       <w:r>
         <w:t xml:space="preserve">. Код подразделения, см. артикул </w:t>
       </w:r>
       <w:r>
-        <w:t xml:space="preserve">560-264</w:t>
+        <w:t xml:space="preserve">390-029</w:t>
       </w:r>
       <w:r>
         <w:t xml:space="preserve">. Цена — </w:t>
@@ -338,25 +433,25 @@
         <w:t xml:space="preserve">Товар маркирован штрихкодом </w:t>
       </w:r>
       <w:r>
-        <w:t xml:space="preserve">4600112290387</w:t>
+        <w:t xml:space="preserve">4605694875658</w:t>
       </w:r>
       <w:r>
         <w:t xml:space="preserve">. Код контрагента по ОКПО — </w:t>
       </w:r>
       <w:r>
-        <w:t xml:space="preserve">8263315707</w:t>
+        <w:t xml:space="preserve">4717984401</w:t>
       </w:r>
       <w:r>
         <w:t xml:space="preserve">. Оборудование учтено под инвентарным номером </w:t>
       </w:r>
       <w:r>
-        <w:t xml:space="preserve">047037773</w:t>
+        <w:t xml:space="preserve">048678338</w:t>
       </w:r>
       <w:r>
         <w:t xml:space="preserve">, складской позиции присвоен номер </w:t>
       </w:r>
       <w:r>
-        <w:t xml:space="preserve">801246522</w:t>
+        <w:t xml:space="preserve">659107466</w:t>
       </w:r>
       <w:r>
         <w:t xml:space="preserve">.</w:t>
@@ -370,19 +465,19 @@
         <w:t xml:space="preserve">Оплата по счёту-фактуре на КБК </w:t>
       </w:r>
       <w:r>
-        <w:t xml:space="preserve">18210101011011000194</w:t>
+        <w:t xml:space="preserve">18210101011011000161</w:t>
       </w:r>
       <w:r>
         <w:t xml:space="preserve">. ИНН не присвоен, регистрационный № </w:t>
       </w:r>
       <w:r>
-        <w:t xml:space="preserve">9318935693</w:t>
+        <w:t xml:space="preserve">3932572284</w:t>
       </w:r>
       <w:r>
         <w:t xml:space="preserve">. ИНН не присвоен, платёжный документ № </w:t>
       </w:r>
       <w:r>
-        <w:t xml:space="preserve">605192925745</w:t>
+        <w:t xml:space="preserve">166010074051</w:t>
       </w:r>
       <w:r>
         <w:t xml:space="preserve">. Заказчик действует в лице </w:t>
@@ -402,7 +497,7 @@
         <w:t xml:space="preserve">Массовая доля влаги в товаре — </w:t>
       </w:r>
       <w:r>
-        <w:t xml:space="preserve">не более 10 %</w:t>
+        <w:t xml:space="preserve">не более 13 %</w:t>
       </w:r>
       <w:r>
         <w:t xml:space="preserve">. Товар подлежит хранению </w:t>
@@ -477,7 +572,7 @@
           </w:tcPr>
           <w:p>
             <w:r>
-              <w:t xml:space="preserve">0785136167</w:t>
+              <w:t xml:space="preserve">4988545150</w:t>
             </w:r>
           </w:p>
         </w:tc>
@@ -505,7 +600,7 @@
         <w:t xml:space="preserve">Полномочия подтверждаются свидетельством о рождении, выдано </w:t>
       </w:r>
       <w:r>
-        <w:t xml:space="preserve">04.10.2014</w:t>
+        <w:t xml:space="preserve">05.08.2015</w:t>
       </w:r>
       <w:r>
         <w:t xml:space="preserve"> отделом ЗАГС.</w:t>
@@ -534,7 +629,7 @@
           </w:tcPr>
           <w:p>
             <w:r>
-              <w:t xml:space="preserve">3</w:t>
+              <w:t xml:space="preserve">2</w:t>
             </w:r>
           </w:p>
         </w:tc>
@@ -584,7 +679,7 @@
         <w:t xml:space="preserve">3.1. Место исполнения обязательств: </w:t>
       </w:r>
       <w:r>
-        <w:t xml:space="preserve">420111, г. Казань, ул. Кутузовский, д. 34, кв. 10</w:t>
+        <w:t xml:space="preserve">101000, г. Москва, пер. Лесная, д. 30, кв. 72</w:t>
       </w:r>
       <w:r>
         <w:t xml:space="preserve">.</w:t>
@@ -601,7 +696,7 @@
         <w:t xml:space="preserve">, тел. </w:t>
       </w:r>
       <w:r>
-        <w:t xml:space="preserve">+7 (383) 715-72-90</w:t>
+        <w:t xml:space="preserve">+7 (843) 497-63-69</w:t>
       </w:r>
       <w:r>
         <w:t xml:space="preserve">.</w:t>
@@ -612,7 +707,111 @@
         <w:t xml:space="preserve">3.3. Срок исполнения обязательств — </w:t>
       </w:r>
       <w:r>
-        <w:t xml:space="preserve">не позднее 12.12.2026</w:t>
+        <w:t xml:space="preserve">не позднее 15.09.2026</w:t>
+      </w:r>
+      <w:r>
+        <w:t xml:space="preserve">.</w:t>
+      </w:r>
+    </w:p>
+    <w:p>
+      <w:r>
+        <w:t xml:space="preserve">3.4. </w:t>
+      </w:r>
+      <w:r>
+        <w:t xml:space="preserve">Финансирование ведётся за счёт средств бюджета, КБК </w:t>
+      </w:r>
+      <w:r>
+        <w:t xml:space="preserve">18237185690121177114</w:t>
+      </w:r>
+      <w:r>
+        <w:t xml:space="preserve">. Прибор учёта (счётчик) № </w:t>
+      </w:r>
+      <w:r>
+        <w:t xml:space="preserve">39169146231645346381</w:t>
+      </w:r>
+      <w:r>
+        <w:t xml:space="preserve">.</w:t>
+      </w:r>
+    </w:p>
+    <w:p>
+      <w:r>
+        <w:t xml:space="preserve">3.5. </w:t>
+      </w:r>
+      <w:r>
+        <w:t xml:space="preserve">Счёт на оплату выставляется с уникальным идентификатором начисления </w:t>
+      </w:r>
+      <w:r>
+        <w:t xml:space="preserve">18209289972767788583</w:t>
+      </w:r>
+      <w:r>
+        <w:t xml:space="preserve">. Счёт-проформа к настоящему Договору имеет номер </w:t>
+      </w:r>
+      <w:r>
+        <w:t xml:space="preserve">77986569814909683565</w:t>
+      </w:r>
+      <w:r>
+        <w:t xml:space="preserve">. Списание со счёта производится в очерёдности статьи 855 Гражданского кодекса Российской Федерации, код вида дохода </w:t>
+      </w:r>
+      <w:r>
+        <w:t xml:space="preserve">18210840166124244415</w:t>
+      </w:r>
+      <w:r>
+        <w:t xml:space="preserve">.</w:t>
+      </w:r>
+    </w:p>
+    <w:p>
+      <w:r>
+        <w:t xml:space="preserve">3.6. </w:t>
+      </w:r>
+      <w:r>
+        <w:t xml:space="preserve">ИНН у иностранного контрагента отсутствует, номер в торговом реестре — </w:t>
+      </w:r>
+      <w:r>
+        <w:t xml:space="preserve">9318935693</w:t>
+      </w:r>
+      <w:r>
+        <w:t xml:space="preserve">. ИНН см. в приложении; спецификация № </w:t>
+      </w:r>
+      <w:r>
+        <w:t xml:space="preserve">3418318810</w:t>
+      </w:r>
+      <w:r>
+        <w:t xml:space="preserve">. Постановка на учёт производится по статье 84 Налогового кодекса Российской Федерации, решение № </w:t>
+      </w:r>
+      <w:r>
+        <w:t xml:space="preserve">0785136167</w:t>
+      </w:r>
+      <w:r>
+        <w:t xml:space="preserve">.</w:t>
+      </w:r>
+    </w:p>
+    <w:p>
+      <w:r>
+        <w:t xml:space="preserve">3.7. </w:t>
+      </w:r>
+      <w:r>
+        <w:t xml:space="preserve">Номер партии по системе прослеживаемости — </w:t>
+      </w:r>
+      <w:r>
+        <w:t xml:space="preserve">1147329858</w:t>
+      </w:r>
+      <w:r>
+        <w:t xml:space="preserve">. Массовая доля примеси в товаре — не более </w:t>
+      </w:r>
+      <w:r>
+        <w:t xml:space="preserve">2,1 %</w:t>
+      </w:r>
+      <w:r>
+        <w:t xml:space="preserve">. Допустимая погрешность прибора — </w:t>
+      </w:r>
+      <w:r>
+        <w:t xml:space="preserve">0,1 %</w:t>
+      </w:r>
+      <w:r>
+        <w:t xml:space="preserve">. Оборудованию присвоен заводской номер </w:t>
+      </w:r>
+      <w:r>
+        <w:t xml:space="preserve">6878280517</w:t>
       </w:r>
       <w:r>
         <w:t xml:space="preserve">.</w:t>
@@ -643,13 +842,13 @@
         <w:t xml:space="preserve">Размер неустойки за нарушение сроков оплаты: </w:t>
       </w:r>
       <w:r>
-        <w:t xml:space="preserve">7 (семь) процентов от стоимости неоплаченных работ</w:t>
+        <w:t xml:space="preserve">10 (десять) процентов от стоимости неоплаченных работ</w:t>
       </w:r>
       <w:r>
         <w:t xml:space="preserve">, но не более </w:t>
       </w:r>
       <w:r>
-        <w:t xml:space="preserve">15 (пятнадцать) процентов от цены Договора</w:t>
+        <w:t xml:space="preserve">7 (семь) процентов от цены Договора</w:t>
       </w:r>
       <w:r>
         <w:t xml:space="preserve">. Предельный размер ответственности: </w:t>
@@ -677,7 +876,7 @@
         <w:t xml:space="preserve">Сторона, для которой создалась невозможность исполнения, обязана уведомить другую Сторону. Срок уведомления — </w:t>
       </w:r>
       <w:r>
-        <w:t xml:space="preserve">в течение 30 рабочих дней с момента заключения контракта</w:t>
+        <w:t xml:space="preserve">в течение 5 рабочих дней с момента заключения контракта</w:t>
       </w:r>
       <w:r>
         <w:t xml:space="preserve">.</w:t>
@@ -691,7 +890,125 @@
         <w:t xml:space="preserve">Все споры и разногласия решаются путём переговоров. Претензионный порядок обязателен, срок ответа на претензию — </w:t>
       </w:r>
       <w:r>
-        <w:t xml:space="preserve">в течение 45 (Сорока пяти) дней с момента выставления счета</w:t>
+        <w:t xml:space="preserve">в течение 5 (Пяти) дней с момента выставления счета</w:t>
+      </w:r>
+      <w:r>
+        <w:t xml:space="preserve">.</w:t>
+      </w:r>
+    </w:p>
+    <w:p>
+      <w:r>
+        <w:t xml:space="preserve">4.6. </w:t>
+      </w:r>
+      <w:r>
+        <w:t xml:space="preserve">ИНН физического лица не приводится; лицевой счёт — </w:t>
+      </w:r>
+      <w:r>
+        <w:t xml:space="preserve">787581180670</w:t>
+      </w:r>
+      <w:r>
+        <w:t xml:space="preserve">. ИНН см. приложение; номенклатурный код — </w:t>
+      </w:r>
+      <w:r>
+        <w:t xml:space="preserve">175535986548</w:t>
+      </w:r>
+      <w:r>
+        <w:t xml:space="preserve">. В силу статьи 86 Налогового кодекса Российской Федерации ИНН запрашивается налоговым органом; номер запроса — </w:t>
+      </w:r>
+      <w:r>
+        <w:t xml:space="preserve">523709042960</w:t>
+      </w:r>
+      <w:r>
+        <w:t xml:space="preserve">.</w:t>
+      </w:r>
+    </w:p>
+    <w:p>
+      <w:r>
+        <w:t xml:space="preserve">4.7. </w:t>
+      </w:r>
+      <w:r>
+        <w:t xml:space="preserve">Накладной на партию присвоен номер </w:t>
+      </w:r>
+      <w:r>
+        <w:t xml:space="preserve">268285374902</w:t>
+      </w:r>
+      <w:r>
+        <w:t xml:space="preserve">. Модуль учёта имеет заводской номер </w:t>
+      </w:r>
+      <w:r>
+        <w:t xml:space="preserve">164925265840</w:t>
+      </w:r>
+      <w:r>
+        <w:t xml:space="preserve">. Уклон кровли поставляемого сооружения — </w:t>
+      </w:r>
+      <w:r>
+        <w:t xml:space="preserve">2 %</w:t>
+      </w:r>
+      <w:r>
+        <w:t xml:space="preserve">.</w:t>
+      </w:r>
+    </w:p>
+    <w:p>
+      <w:r>
+        <w:t xml:space="preserve">4.8. </w:t>
+      </w:r>
+      <w:r>
+        <w:t xml:space="preserve">Предельная доля иностранного участия по закону — </w:t>
+      </w:r>
+      <w:r>
+        <w:t xml:space="preserve">49 %</w:t>
+      </w:r>
+      <w:r>
+        <w:t xml:space="preserve"> согласно Федеральному закону об иностранных инвестициях. Приложением № 3 установлена доля брака не более </w:t>
+      </w:r>
+      <w:r>
+        <w:t xml:space="preserve">1,8 %</w:t>
+      </w:r>
+      <w:r>
+        <w:t xml:space="preserve">.</w:t>
+      </w:r>
+    </w:p>
+    <w:p>
+      <w:r>
+        <w:t xml:space="preserve">4.9. </w:t>
+      </w:r>
+      <w:r>
+        <w:t xml:space="preserve">Срок годности товара — </w:t>
+      </w:r>
+      <w:r>
+        <w:t xml:space="preserve">в течение 36 месяцев</w:t>
+      </w:r>
+      <w:r>
+        <w:t xml:space="preserve"> с даты производства. Уложенная смесь выдерживается </w:t>
+      </w:r>
+      <w:r>
+        <w:t xml:space="preserve">в течение 48 часов</w:t>
+      </w:r>
+      <w:r>
+        <w:t xml:space="preserve"> без доступа влаги.</w:t>
+      </w:r>
+    </w:p>
+    <w:p>
+      <w:r>
+        <w:t xml:space="preserve">4.10. </w:t>
+      </w:r>
+      <w:r>
+        <w:t xml:space="preserve">Требования по качеству работ заявляются </w:t>
+      </w:r>
+      <w:r>
+        <w:t xml:space="preserve">в течение одного года</w:t>
+      </w:r>
+      <w:r>
+        <w:t xml:space="preserve"> по правилам статьи 725 Гражданского кодекса Российской Федерации. Поставщик присутствует на рынке </w:t>
+      </w:r>
+      <w:r>
+        <w:t xml:space="preserve">в течение 17 лет</w:t>
+      </w:r>
+      <w:r>
+        <w:t xml:space="preserve">. Отчётный период по Договору завершается </w:t>
+      </w:r>
+      <w:r>
+        <w:t xml:space="preserve">не позднее 20.11.2026</w:t>
       </w:r>
       <w:r>
         <w:t xml:space="preserve">.</w:t>
@@ -733,10 +1050,10 @@
         <w:rPr>
           <w:b/>
         </w:rPr>
-        <w:t xml:space="preserve">не позднее 22.07.20</w:t>
-      </w:r>
-      <w:r>
-        <w:t xml:space="preserve">25</w:t>
+        <w:t xml:space="preserve">не позднее 12.10.20</w:t>
+      </w:r>
+      <w:r>
+        <w:t xml:space="preserve">26</w:t>
       </w:r>
       <w:r>
         <w:t xml:space="preserve">.</w:t>
@@ -750,10 +1067,10 @@
         <w:rPr>
           <w:b/>
         </w:rPr>
-        <w:t xml:space="preserve">10</w:t>
-      </w:r>
-      <w:r>
-        <w:t xml:space="preserve">756/956-сс</w:t>
+        <w:t xml:space="preserve">69</w:t>
+      </w:r>
+      <w:r>
+        <w:t xml:space="preserve">279/326-сс</w:t>
       </w:r>
       <w:r>
         <w:t xml:space="preserve">.</w:t>
@@ -764,7 +1081,7 @@
         <w:t xml:space="preserve">9.4. Контрольная запись: </w:t>
       </w:r>
       <w:r>
-        <w:t xml:space="preserve">не менее 657 О00 (Шестисот пятидесяти семи тысяч) рублей</w:t>
+        <w:t xml:space="preserve">нe менее 2 530 000 (Двух миллионов пятисот тридцати тысяч) рублей</w:t>
       </w:r>
       <w:r>
         <w:t xml:space="preserve">.</w:t>
@@ -799,7 +1116,7 @@
       </w:r>
       <w:smartTag w:uri="urn:schemas-microsoft-com:office:smarttags" w:element="PersonName">
         <w:r>
-          <w:t xml:space="preserve">Петров Михаил Николаевич</w:t>
+          <w:t xml:space="preserve">Голубев Егор Сергеевич</w:t>
         </w:r>
       </w:smartTag>
       <w:r>
@@ -854,7 +1171,15 @@
               <w:t xml:space="preserve">Юридический адрес: </w:t>
             </w:r>
             <w:r>
-              <w:t xml:space="preserve">420111, г. Казань, бул. Победы, д. 50, кв. 108</w:t>
+              <w:t xml:space="preserve">101000, г. Москва, пер. Профсоюзная, д. 20, кв. 94</w:t>
+            </w:r>
+          </w:p>
+          <w:p>
+            <w:r>
+              <w:t xml:space="preserve">Почтовый адрес: </w:t>
+            </w:r>
+            <w:r>
+              <w:t xml:space="preserve">143000, г. Одинцово, бул. Заречная, д. 36, кв. 161</w:t>
             </w:r>
           </w:p>
           <w:p>
@@ -909,7 +1234,7 @@
               <w:t xml:space="preserve">Тел.: </w:t>
             </w:r>
             <w:r>
-              <w:t xml:space="preserve">+7 (843) 635-92-99</w:t>
+              <w:t xml:space="preserve">+7 (495) 858-39-14</w:t>
             </w:r>
           </w:p>
           <w:p>
@@ -917,7 +1242,7 @@
               <w:t xml:space="preserve">E-mail: </w:t>
             </w:r>
             <w:r>
-              <w:t xml:space="preserve">zaycev@list.ru</w:t>
+              <w:t xml:space="preserve">zaycev@corp-tehno.ru</w:t>
             </w:r>
           </w:p>
           <w:p/>
@@ -952,7 +1277,7 @@
               <w:t xml:space="preserve">Юридический адрес: </w:t>
             </w:r>
             <w:r>
-              <w:t xml:space="preserve">394000, г. Воронеж, просп. Садовая, д. 16, кв. 28</w:t>
+              <w:t xml:space="preserve">190000, г. Санкт-Петербург, ул. Гагарина, д. 27, кв. 75</w:t>
             </w:r>
           </w:p>
           <w:p>
@@ -960,7 +1285,7 @@
               <w:t xml:space="preserve">Почтовый адрес: </w:t>
             </w:r>
             <w:r>
-              <w:t xml:space="preserve">443010, г. Самара, бул. Промышленная, д. 41, кв. 61</w:t>
+              <w:t xml:space="preserve">614000, г. Пермь, ул. Профсоюзная, д. 18, кв. 63</w:t>
             </w:r>
           </w:p>
           <w:p>
@@ -1015,7 +1340,7 @@
               <w:t xml:space="preserve">Тел.: </w:t>
             </w:r>
             <w:r>
-              <w:t xml:space="preserve">+7 (812) 343-73-20</w:t>
+              <w:t xml:space="preserve">+7 (812) 915-95-89</w:t>
             </w:r>
           </w:p>
           <w:p>
@@ -1023,7 +1348,7 @@
               <w:t xml:space="preserve">E-mail: </w:t>
             </w:r>
             <w:r>
-              <w:t xml:space="preserve">volkova@mail.ru</w:t>
+              <w:t xml:space="preserve">volkova@corp-tehno.ru</w:t>
             </w:r>
           </w:p>
           <w:p/>

--- a/tests/corpus_v2/docs/cx_labor_0026.docx
+++ b/tests/corpus_v2/docs/cx_labor_0026.docx
@@ -1123,6 +1123,37 @@
         <w:t xml:space="preserve">.</w:t>
       </w:r>
     </w:p>
+    <w:p>
+      <w:r>
+        <w:rPr>
+          <w:b/>
+        </w:rPr>
+        <w:t xml:space="preserve">6. ОСОБЫЕ УСЛОВИЯ ОТДЕЛЬНЫХ ВИДОВ ДАННЫХ</w:t>
+      </w:r>
+    </w:p>
+    <w:p>
+      <w:r>
+        <w:t xml:space="preserve">6.1. Полномочия представителя подтверждены доверенностью, реестровый номер </w:t>
+      </w:r>
+      <w:r>
+        <w:t xml:space="preserve">77/714-н/77-2024-1-502</w:t>
+      </w:r>
+      <w:r>
+        <w:t xml:space="preserve">.</w:t>
+      </w:r>
+    </w:p>
+    <w:p>
+      <w:r>
+        <w:t xml:space="preserve">6.2. Для сопоставления в учёте указывается: </w:t>
+      </w:r>
+      <w:r>
+        <w:t xml:space="preserve">ГОСТ Р 52044-2003</w:t>
+      </w:r>
+      <w:r>
+        <w:t xml:space="preserve">.</w:t>
+      </w:r>
+    </w:p>
+    <w:p/>
     <w:p>
       <w:r>
         <w:rPr>

--- a/tests/corpus_v2/docs/cx_labor_0026.docx
+++ b/tests/corpus_v2/docs/cx_labor_0026.docx
@@ -1133,21 +1133,87 @@
     </w:p>
     <w:p>
       <w:r>
-        <w:t xml:space="preserve">6.1. Полномочия представителя подтверждены доверенностью, реестровый номер </w:t>
-      </w:r>
-      <w:r>
-        <w:t xml:space="preserve">77/714-н/77-2024-1-502</w:t>
-      </w:r>
-      <w:r>
-        <w:t xml:space="preserve">.</w:t>
-      </w:r>
-    </w:p>
-    <w:p>
-      <w:r>
-        <w:t xml:space="preserve">6.2. Для сопоставления в учёте указывается: </w:t>
-      </w:r>
-      <w:r>
-        <w:t xml:space="preserve">ГОСТ Р 52044-2003</w:t>
+        <w:t xml:space="preserve">6.1. Работы выполняются на основании ранее заключённого Договора № </w:t>
+      </w:r>
+      <w:r>
+        <w:t xml:space="preserve">118/2024-А</w:t>
+      </w:r>
+      <w:r>
+        <w:t xml:space="preserve"> между теми же сторонами.</w:t>
+      </w:r>
+    </w:p>
+    <w:p>
+      <w:r>
+        <w:t xml:space="preserve">6.2. Первичные документы: </w:t>
+      </w:r>
+      <w:r>
+        <w:t xml:space="preserve">лицензия Л035-01298-77/00123456 Рособрнадзора</w:t>
+      </w:r>
+      <w:r>
+        <w:t xml:space="preserve">.</w:t>
+      </w:r>
+    </w:p>
+    <w:p>
+      <w:r>
+        <w:t xml:space="preserve">6.3. Запись о лицензии внесена в реестр за регистрационным номером </w:t>
+      </w:r>
+      <w:r>
+        <w:t xml:space="preserve">509118266</w:t>
+      </w:r>
+      <w:r>
+        <w:t xml:space="preserve">.</w:t>
+      </w:r>
+    </w:p>
+    <w:p>
+      <w:r>
+        <w:t xml:space="preserve">6.4. Внутренний учёт ведётся отдельно: </w:t>
+      </w:r>
+      <w:r>
+        <w:t xml:space="preserve">сведения внесены в реестр, номер записи не присвоен</w:t>
+      </w:r>
+      <w:r>
+        <w:t xml:space="preserve">.</w:t>
+      </w:r>
+    </w:p>
+    <w:p>
+      <w:r>
+        <w:t xml:space="preserve">6.5. Полномочия представителя подтверждены доверенностью, реестровый номер </w:t>
+      </w:r>
+      <w:r>
+        <w:t xml:space="preserve">23/5-н/23-2025-2-1104</w:t>
+      </w:r>
+      <w:r>
+        <w:t xml:space="preserve">.</w:t>
+      </w:r>
+    </w:p>
+    <w:p>
+      <w:r>
+        <w:t xml:space="preserve">6.6. Для сопоставления в учёте указывается: </w:t>
+      </w:r>
+      <w:r>
+        <w:t xml:space="preserve">срок действия 12/2024-06/2025</w:t>
+      </w:r>
+      <w:r>
+        <w:t xml:space="preserve">.</w:t>
+      </w:r>
+    </w:p>
+    <w:p>
+      <w:r>
+        <w:t xml:space="preserve">6.7. Решение принято большинством в </w:t>
+      </w:r>
+      <w:r>
+        <w:t xml:space="preserve">51 % акций</w:t>
+      </w:r>
+      <w:r>
+        <w:t xml:space="preserve"> от общего числа голосов членов совета директоров.</w:t>
+      </w:r>
+    </w:p>
+    <w:p>
+      <w:r>
+        <w:t xml:space="preserve">6.8. Кворум определяется уставом: </w:t>
+      </w:r>
+      <w:r>
+        <w:t xml:space="preserve">большинством в две трети голосов</w:t>
       </w:r>
       <w:r>
         <w:t xml:space="preserve">.</w:t>

--- a/tests/corpus_v2/docs/cx_labor_0026.docx
+++ b/tests/corpus_v2/docs/cx_labor_0026.docx
@@ -1133,10 +1133,32 @@
     </w:p>
     <w:p>
       <w:r>
-        <w:t xml:space="preserve">6.1. Работы выполняются на основании ранее заключённого Договора № </w:t>
-      </w:r>
-      <w:r>
-        <w:t xml:space="preserve">118/2024-А</w:t>
+        <w:t xml:space="preserve">6.1. Стороны ранее заключили </w:t>
+      </w:r>
+      <w:r>
+        <w:t xml:space="preserve">договор поставки</w:t>
+      </w:r>
+      <w:r>
+        <w:t xml:space="preserve"> на сопоставимых условиях.</w:t>
+      </w:r>
+    </w:p>
+    <w:p>
+      <w:r>
+        <w:t xml:space="preserve">6.2. Прочие условия: </w:t>
+      </w:r>
+      <w:r>
+        <w:t xml:space="preserve">реквизиты первичных документов приведены в приложении</w:t>
+      </w:r>
+      <w:r>
+        <w:t xml:space="preserve">.</w:t>
+      </w:r>
+    </w:p>
+    <w:p>
+      <w:r>
+        <w:t xml:space="preserve">6.3. Работы выполняются на основании ранее заключённого Договора № </w:t>
+      </w:r>
+      <w:r>
+        <w:t xml:space="preserve">2/17</w:t>
       </w:r>
       <w:r>
         <w:t xml:space="preserve"> между теми же сторонами.</w:t>
@@ -1144,29 +1166,73 @@
     </w:p>
     <w:p>
       <w:r>
-        <w:t xml:space="preserve">6.2. Первичные документы: </w:t>
-      </w:r>
-      <w:r>
-        <w:t xml:space="preserve">лицензия Л035-01298-77/00123456 Рособрнадзора</w:t>
-      </w:r>
-      <w:r>
-        <w:t xml:space="preserve">.</w:t>
-      </w:r>
-    </w:p>
-    <w:p>
-      <w:r>
-        <w:t xml:space="preserve">6.3. Запись о лицензии внесена в реестр за регистрационным номером </w:t>
-      </w:r>
-      <w:r>
-        <w:t xml:space="preserve">509118266</w:t>
-      </w:r>
-      <w:r>
-        <w:t xml:space="preserve">.</w:t>
-      </w:r>
-    </w:p>
-    <w:p>
-      <w:r>
-        <w:t xml:space="preserve">6.4. Внутренний учёт ведётся отдельно: </w:t>
+        <w:t xml:space="preserve">6.4. Первичные документы: </w:t>
+      </w:r>
+      <w:r>
+        <w:t xml:space="preserve">как указано в пункте 4.2 настоящего Договора</w:t>
+      </w:r>
+      <w:r>
+        <w:t xml:space="preserve">.</w:t>
+      </w:r>
+    </w:p>
+    <w:p>
+      <w:r>
+        <w:t xml:space="preserve">6.5. Паспорт гражданина Российской Федерации выдан </w:t>
+      </w:r>
+      <w:r>
+        <w:t xml:space="preserve">УМВД России по Владимирской области</w:t>
+      </w:r>
+      <w:r>
+        <w:t xml:space="preserve">, паспорт предъявлен при подписании.</w:t>
+      </w:r>
+    </w:p>
+    <w:p>
+      <w:r>
+        <w:t xml:space="preserve">6.6. Сопутствующие сведения: </w:t>
+      </w:r>
+      <w:r>
+        <w:t xml:space="preserve">паспорт выдан, реквизиты приведены в приложении</w:t>
+      </w:r>
+      <w:r>
+        <w:t xml:space="preserve">.</w:t>
+      </w:r>
+    </w:p>
+    <w:p>
+      <w:r>
+        <w:t xml:space="preserve">6.7. Запись о государственной регистрации внесена регистрирующим органом: </w:t>
+      </w:r>
+      <w:r>
+        <w:t xml:space="preserve">УФНС России по Республике Татарстан</w:t>
+      </w:r>
+      <w:r>
+        <w:t xml:space="preserve">.</w:t>
+      </w:r>
+    </w:p>
+    <w:p>
+      <w:r>
+        <w:t xml:space="preserve">6.8. Общие сведения о регистрации: </w:t>
+      </w:r>
+      <w:r>
+        <w:t xml:space="preserve">сведения о юридическом лице содержатся в ЕГРЮЛ</w:t>
+      </w:r>
+      <w:r>
+        <w:t xml:space="preserve">.</w:t>
+      </w:r>
+    </w:p>
+    <w:p>
+      <w:r>
+        <w:t xml:space="preserve">6.9. Запись о лицензии внесена в реестр за регистрационным номером </w:t>
+      </w:r>
+      <w:r>
+        <w:t xml:space="preserve">895217304</w:t>
+      </w:r>
+      <w:r>
+        <w:t xml:space="preserve">.</w:t>
+      </w:r>
+    </w:p>
+    <w:p>
+      <w:r>
+        <w:t xml:space="preserve">6.10. Внутренний учёт ведётся отдельно: </w:t>
       </w:r>
       <w:r>
         <w:t xml:space="preserve">сведения внесены в реестр, номер записи не присвоен</w:t>
@@ -1177,32 +1243,32 @@
     </w:p>
     <w:p>
       <w:r>
-        <w:t xml:space="preserve">6.5. Полномочия представителя подтверждены доверенностью, реестровый номер </w:t>
-      </w:r>
-      <w:r>
-        <w:t xml:space="preserve">23/5-н/23-2025-2-1104</w:t>
-      </w:r>
-      <w:r>
-        <w:t xml:space="preserve">.</w:t>
-      </w:r>
-    </w:p>
-    <w:p>
-      <w:r>
-        <w:t xml:space="preserve">6.6. Для сопоставления в учёте указывается: </w:t>
-      </w:r>
-      <w:r>
-        <w:t xml:space="preserve">срок действия 12/2024-06/2025</w:t>
-      </w:r>
-      <w:r>
-        <w:t xml:space="preserve">.</w:t>
-      </w:r>
-    </w:p>
-    <w:p>
-      <w:r>
-        <w:t xml:space="preserve">6.7. Решение принято большинством в </w:t>
-      </w:r>
-      <w:r>
-        <w:t xml:space="preserve">51 % акций</w:t>
+        <w:t xml:space="preserve">6.11. Полномочия представителя подтверждены доверенностью, реестровый номер </w:t>
+      </w:r>
+      <w:r>
+        <w:t xml:space="preserve">77/714-н/77-2024-1-502</w:t>
+      </w:r>
+      <w:r>
+        <w:t xml:space="preserve">.</w:t>
+      </w:r>
+    </w:p>
+    <w:p>
+      <w:r>
+        <w:t xml:space="preserve">6.12. Для сопоставления в учёте указывается: </w:t>
+      </w:r>
+      <w:r>
+        <w:t xml:space="preserve">пп. 4/5-1 и 7/2-3 Правил страхования</w:t>
+      </w:r>
+      <w:r>
+        <w:t xml:space="preserve">.</w:t>
+      </w:r>
+    </w:p>
+    <w:p>
+      <w:r>
+        <w:t xml:space="preserve">6.13. Решение принято большинством в </w:t>
+      </w:r>
+      <w:r>
+        <w:t xml:space="preserve">40 % уставного капитала</w:t>
       </w:r>
       <w:r>
         <w:t xml:space="preserve"> от общего числа голосов членов совета директоров.</w:t>
@@ -1210,7 +1276,7 @@
     </w:p>
     <w:p>
       <w:r>
-        <w:t xml:space="preserve">6.8. Кворум определяется уставом: </w:t>
+        <w:t xml:space="preserve">6.14. Кворум определяется уставом: </w:t>
       </w:r>
       <w:r>
         <w:t xml:space="preserve">большинством в две трети голосов</w:t>

--- a/tests/corpus_v2/docs/cx_labor_0026.docx
+++ b/tests/corpus_v2/docs/cx_labor_0026.docx
@@ -39,7 +39,7 @@
         <w:t xml:space="preserve">     </w:t>
       </w:r>
       <w:r>
-        <w:t xml:space="preserve">«27» февраля 2024 г.</w:t>
+        <w:t xml:space="preserve">27 февраля 2024 г.</w:t>
       </w:r>
     </w:p>
     <w:p/>
